--- a/svoyo-delo/대본/4부/04화_Vondzhu_na_svyazi.docx
+++ b/svoyo-delo/대본/4부/04화_Vondzhu_na_svyazi.docx
@@ -305,7 +305,7 @@
         <w:t xml:space="preserve"> </w:t>
       </w:r>
       <w:r>
-        <w:t xml:space="preserve">- 규칙: 지문 없음. 전 화 100% 「화자명: 대사」. 1턴 15단어 이내 + 긴 턴 10~15회(25~35단어). 문법 초점(B2): 통역 화법(Он говорит: …), 가정(Если бы вы попросили…, он бы…), 대조(Не из-за партии. Из-за того, что…).</w:t>
+        <w:t xml:space="preserve">- 규칙: 지문 없음. 전 화 100% 「화자명: 대사」. 1턴 20단어 이내 + 긴 턴 10~15회(30~50단어). 문법 초점(B2): 통역 화법(Он говорит: …), 가정(Если бы вы попросили…, он бы…), 대조(Не из-за партии. Из-за того, что…).</w:t>
       </w:r>
       <w:r>
         <w:t xml:space="preserve"> </w:t>
@@ -1078,119 +1078,119 @@
         <w:pStyle w:val="FirstParagraph"/>
       </w:pPr>
       <w:r>
-        <w:t xml:space="preserve">IRINA: Одна страница. Факты за январь. Четыре коробки, протокол лаборатории, ночь Дарьи, расходы линии.</w:t>
-      </w:r>
-    </w:p>
-    <w:p>
-      <w:pPr>
-        <w:pStyle w:val="BodyText"/>
-      </w:pPr>
-      <w:r>
-        <w:t xml:space="preserve">ALEKSEY: Сколько стоила линия в январе? Для чужих случаев?</w:t>
-      </w:r>
-    </w:p>
-    <w:p>
-      <w:pPr>
-        <w:pStyle w:val="BodyText"/>
-      </w:pPr>
-      <w:r>
-        <w:t xml:space="preserve">IRINA: Сто восемьдесят шесть тысяч. Такси, фермент, ночные смены, курьеры.</w:t>
-      </w:r>
-    </w:p>
-    <w:p>
-      <w:pPr>
-        <w:pStyle w:val="BodyText"/>
-      </w:pPr>
-      <w:r>
-        <w:t xml:space="preserve">OLGA: Алексей, одно правило. Не просите наказать. Просите факты.</w:t>
-      </w:r>
-    </w:p>
-    <w:p>
-      <w:pPr>
-        <w:pStyle w:val="BodyText"/>
-      </w:pPr>
-      <w:r>
-        <w:t xml:space="preserve">ALEKSEY: Я не собирался просить наказать.</w:t>
-      </w:r>
-    </w:p>
-    <w:p>
-      <w:pPr>
-        <w:pStyle w:val="BodyText"/>
-      </w:pPr>
-      <w:r>
-        <w:t xml:space="preserve">OLGA: Собирались. У вас лицо человека, который хочет справедливости. Это плохое лицо для переговоров.</w:t>
-      </w:r>
-    </w:p>
-    <w:p>
-      <w:pPr>
-        <w:pStyle w:val="BodyText"/>
-      </w:pPr>
-      <w:r>
-        <w:t xml:space="preserve">ALEKSEY: А какое хорошее?</w:t>
-      </w:r>
-    </w:p>
-    <w:p>
-      <w:pPr>
-        <w:pStyle w:val="BodyText"/>
-      </w:pPr>
-      <w:r>
-        <w:t xml:space="preserve">OLGA: Лицо человека, который хочет, чтобы это прекратилось. Это разные лица.</w:t>
-      </w:r>
-    </w:p>
-    <w:p>
-      <w:pPr>
-        <w:pStyle w:val="BodyText"/>
-      </w:pPr>
-      <w:r>
-        <w:t xml:space="preserve">IRINA: Девять ноль-ноль. В Сеуле три часа дня. Подключаемся.</w:t>
-      </w:r>
-    </w:p>
-    <w:p>
-      <w:pPr>
-        <w:pStyle w:val="BodyText"/>
-      </w:pPr>
-      <w:r>
-        <w:t xml:space="preserve">DOYUN: Доброе утро, Москва. Видно? Слышно? У нас президент, госпожа Чон и юрист компании.</w:t>
-      </w:r>
-    </w:p>
-    <w:p>
-      <w:pPr>
-        <w:pStyle w:val="BodyText"/>
-      </w:pPr>
-      <w:r>
-        <w:t xml:space="preserve">ALEKSEY: Видно, слышно. Доброе утро. Добрый день, господин президент.</w:t>
-      </w:r>
-    </w:p>
-    <w:p>
-      <w:pPr>
-        <w:pStyle w:val="BodyText"/>
-      </w:pPr>
-      <w:r>
-        <w:t xml:space="preserve">DOYUN: Президент говорит: добрый день. Он начнёт сам. Потом вопросы.</w:t>
-      </w:r>
-    </w:p>
-    <w:p>
-      <w:pPr>
-        <w:pStyle w:val="BodyText"/>
-      </w:pPr>
-      <w:r>
-        <w:t xml:space="preserve">IRINA: Мы готовы. У меня одна страница фактов, если нужно.</w:t>
-      </w:r>
-    </w:p>
-    <w:p>
-      <w:pPr>
-        <w:pStyle w:val="BodyText"/>
-      </w:pPr>
-      <w:r>
-        <w:t xml:space="preserve">DOYUN: Он говорит: страницу — потом. Сначала он скажет то, чего нет на вашей странице.</w:t>
-      </w:r>
-    </w:p>
-    <w:p>
-      <w:pPr>
-        <w:pStyle w:val="BodyText"/>
-      </w:pPr>
-      <w:r>
-        <w:t xml:space="preserve">OLGA: Вот это интересно. Слушаем.</w:t>
+        <w:t xml:space="preserve">IRINA: Вот одна страница с фактами за январь: четыре коробки, протокол лаборатории, ночь Дарьи и расходы линии.</w:t>
+      </w:r>
+    </w:p>
+    <w:p>
+      <w:pPr>
+        <w:pStyle w:val="BodyText"/>
+      </w:pPr>
+      <w:r>
+        <w:t xml:space="preserve">ALEKSEY: Сколько линия потратила в январе на чужие случаи, то есть не на наших пациентов?</w:t>
+      </w:r>
+    </w:p>
+    <w:p>
+      <w:pPr>
+        <w:pStyle w:val="BodyText"/>
+      </w:pPr>
+      <w:r>
+        <w:t xml:space="preserve">IRINA: Сто восемьдесят шесть тысяч. Сюда входят такси, фермент, ночные смены и курьеры.</w:t>
+      </w:r>
+    </w:p>
+    <w:p>
+      <w:pPr>
+        <w:pStyle w:val="BodyText"/>
+      </w:pPr>
+      <w:r>
+        <w:t xml:space="preserve">OLGA: Алексей, у меня одно правило для этого разговора. Не просите наказать. Просите факты.</w:t>
+      </w:r>
+    </w:p>
+    <w:p>
+      <w:pPr>
+        <w:pStyle w:val="BodyText"/>
+      </w:pPr>
+      <w:r>
+        <w:t xml:space="preserve">ALEKSEY: Да я и не собирался просить, чтобы кого-то наказали.</w:t>
+      </w:r>
+    </w:p>
+    <w:p>
+      <w:pPr>
+        <w:pStyle w:val="BodyText"/>
+      </w:pPr>
+      <w:r>
+        <w:t xml:space="preserve">OLGA: Собирались. У вас лицо человека, который хочет справедливости, а это плохое лицо для переговоров.</w:t>
+      </w:r>
+    </w:p>
+    <w:p>
+      <w:pPr>
+        <w:pStyle w:val="BodyText"/>
+      </w:pPr>
+      <w:r>
+        <w:t xml:space="preserve">ALEKSEY: А какое лицо тогда считается хорошим?</w:t>
+      </w:r>
+    </w:p>
+    <w:p>
+      <w:pPr>
+        <w:pStyle w:val="BodyText"/>
+      </w:pPr>
+      <w:r>
+        <w:t xml:space="preserve">OLGA: Лицо человека, который просто хочет, чтобы это прекратилось. Поверьте, это совсем разные лица.</w:t>
+      </w:r>
+    </w:p>
+    <w:p>
+      <w:pPr>
+        <w:pStyle w:val="BodyText"/>
+      </w:pPr>
+      <w:r>
+        <w:t xml:space="preserve">IRINA: Уже девять ноль-ноль, в Сеуле сейчас три часа дня. Подключаемся.</w:t>
+      </w:r>
+    </w:p>
+    <w:p>
+      <w:pPr>
+        <w:pStyle w:val="BodyText"/>
+      </w:pPr>
+      <w:r>
+        <w:t xml:space="preserve">DOYUN: Доброе утро, Москва. Вам видно и слышно? У нас здесь президент, госпожа Чон и юрист компании.</w:t>
+      </w:r>
+    </w:p>
+    <w:p>
+      <w:pPr>
+        <w:pStyle w:val="BodyText"/>
+      </w:pPr>
+      <w:r>
+        <w:t xml:space="preserve">ALEKSEY: И видно, и слышно, спасибо. Доброе утро. Добрый день, господин президент.</w:t>
+      </w:r>
+    </w:p>
+    <w:p>
+      <w:pPr>
+        <w:pStyle w:val="BodyText"/>
+      </w:pPr>
+      <w:r>
+        <w:t xml:space="preserve">DOYUN: Президент говорит вам «добрый день». Он начнёт сам, а вопросы будут потом.</w:t>
+      </w:r>
+    </w:p>
+    <w:p>
+      <w:pPr>
+        <w:pStyle w:val="BodyText"/>
+      </w:pPr>
+      <w:r>
+        <w:t xml:space="preserve">IRINA: Мы готовы. Если нужно, у меня есть одна страница с фактами.</w:t>
+      </w:r>
+    </w:p>
+    <w:p>
+      <w:pPr>
+        <w:pStyle w:val="BodyText"/>
+      </w:pPr>
+      <w:r>
+        <w:t xml:space="preserve">DOYUN: Он говорит, что страницу посмотрит потом. Сначала он скажет то, чего нет на вашей странице.</w:t>
+      </w:r>
+    </w:p>
+    <w:p>
+      <w:pPr>
+        <w:pStyle w:val="BodyText"/>
+      </w:pPr>
+      <w:r>
+        <w:t xml:space="preserve">OLGA: Вот это действительно интересно. Мы внимательно слушаем.</w:t>
       </w:r>
     </w:p>
     <w:bookmarkEnd w:id="21"/>
@@ -1208,103 +1208,103 @@
         <w:pStyle w:val="FirstParagraph"/>
       </w:pPr>
       <w:r>
-        <w:t xml:space="preserve">DOYUN: Президент говорит: сначала спасибо. В декабре вы позвонили в одиннадцать вечера, а не утром. Он это помнит. Он говорит, что так поступают партнёры, а не покупатели.</w:t>
-      </w:r>
-    </w:p>
-    <w:p>
-      <w:pPr>
-        <w:pStyle w:val="BodyText"/>
-      </w:pPr>
-      <w:r>
-        <w:t xml:space="preserve">ALEKSEY: Это его слова мы повторили. «Задержка — это когда не звонят».</w:t>
-      </w:r>
-    </w:p>
-    <w:p>
-      <w:pPr>
-        <w:pStyle w:val="BodyText"/>
-      </w:pPr>
-      <w:r>
-        <w:t xml:space="preserve">DOYUN: Он говорит: слова говорят многие, а повторяют их редкие люди. Теперь факты. Лот две тысячи триста одиннадцать — это четыре тысячи шприцев. Мы проверили каждый до одного.</w:t>
-      </w:r>
-    </w:p>
-    <w:p>
-      <w:pPr>
-        <w:pStyle w:val="BodyText"/>
-      </w:pPr>
-      <w:r>
-        <w:t xml:space="preserve">IRINA: Куда они ушли? Все четыре тысячи?</w:t>
-      </w:r>
-    </w:p>
-    <w:p>
-      <w:pPr>
-        <w:pStyle w:val="BodyText"/>
-      </w:pPr>
-      <w:r>
-        <w:t xml:space="preserve">DOYUN: Тысяча — вам, в Инчхоне, ждут контейнер. Тысяча — Ближний Восток. Две тысячи — Польша.</w:t>
-      </w:r>
-    </w:p>
-    <w:p>
-      <w:pPr>
-        <w:pStyle w:val="BodyText"/>
-      </w:pPr>
-      <w:r>
-        <w:t xml:space="preserve">OLGA: Польша. Кто в Польше?</w:t>
-      </w:r>
-    </w:p>
-    <w:p>
-      <w:pPr>
-        <w:pStyle w:val="BodyText"/>
-      </w:pPr>
-      <w:r>
-        <w:t xml:space="preserve">DOYUN: «Эстелия», Варшава. Наш партнёр восемь лет. Президент знает директора лично. Томаш Ковальский.</w:t>
-      </w:r>
-    </w:p>
-    <w:p>
-      <w:pPr>
-        <w:pStyle w:val="BodyText"/>
-      </w:pPr>
-      <w:r>
-        <w:t xml:space="preserve">ALEKSEY: Восемь лет. Это долго.</w:t>
-      </w:r>
-    </w:p>
-    <w:p>
-      <w:pPr>
-        <w:pStyle w:val="BodyText"/>
-      </w:pPr>
-      <w:r>
-        <w:t xml:space="preserve">DOYUN: Он говорит: дольше, чем вы. Поэтому ему трудно. В ноябре Томаш заказал две тысячи, хотя обычно берёт тысячу в квартал. И попросил отгрузить до Рождества.</w:t>
-      </w:r>
-    </w:p>
-    <w:p>
-      <w:pPr>
-        <w:pStyle w:val="BodyText"/>
-      </w:pPr>
-      <w:r>
-        <w:t xml:space="preserve">IRINA: В два раза больше обычного. Перед Новым годом. Это не случайность.</w:t>
-      </w:r>
-    </w:p>
-    <w:p>
-      <w:pPr>
-        <w:pStyle w:val="BodyText"/>
-      </w:pPr>
-      <w:r>
-        <w:t xml:space="preserve">DOYUN: Госпожа Чон проверила номера с коробок «А» и «Б». Все — польские.</w:t>
-      </w:r>
-    </w:p>
-    <w:p>
-      <w:pPr>
-        <w:pStyle w:val="BodyText"/>
-      </w:pPr>
-      <w:r>
-        <w:t xml:space="preserve">SOHEE: Все. Польша. Я проверила два раза.</w:t>
-      </w:r>
-    </w:p>
-    <w:p>
-      <w:pPr>
-        <w:pStyle w:val="BodyText"/>
-      </w:pPr>
-      <w:r>
-        <w:t xml:space="preserve">ALEKSEY: Значит, шприцы из Польши попали в Россию. Томаш знает об этом?</w:t>
+        <w:t xml:space="preserve">DOYUN: Президент говорит: сначала спасибо. В декабре вы позвонили в одиннадцать вечера, а не утром, и он это помнит. Он говорит, что именно так поступают настоящие партнёры, а не просто покупатели.</w:t>
+      </w:r>
+    </w:p>
+    <w:p>
+      <w:pPr>
+        <w:pStyle w:val="BodyText"/>
+      </w:pPr>
+      <w:r>
+        <w:t xml:space="preserve">ALEKSEY: Мы просто повторили его собственные слова: «Задержка — это когда не звонят».</w:t>
+      </w:r>
+    </w:p>
+    <w:p>
+      <w:pPr>
+        <w:pStyle w:val="BodyText"/>
+      </w:pPr>
+      <w:r>
+        <w:t xml:space="preserve">DOYUN: Он говорит, что слова говорят многие, а повторяют их только редкие люди. Теперь о фактах. Лот две тысячи триста одиннадцать — это четыре тысячи шприцев, и мы проверили каждый из них до одного.</w:t>
+      </w:r>
+    </w:p>
+    <w:p>
+      <w:pPr>
+        <w:pStyle w:val="BodyText"/>
+      </w:pPr>
+      <w:r>
+        <w:t xml:space="preserve">IRINA: И куда они ушли? Все четыре тысячи?</w:t>
+      </w:r>
+    </w:p>
+    <w:p>
+      <w:pPr>
+        <w:pStyle w:val="BodyText"/>
+      </w:pPr>
+      <w:r>
+        <w:t xml:space="preserve">DOYUN: Тысяча — вам, они ждут контейнер в Инчхоне. Ещё тысяча ушла на Ближний Восток, а две тысячи — в Польшу.</w:t>
+      </w:r>
+    </w:p>
+    <w:p>
+      <w:pPr>
+        <w:pStyle w:val="BodyText"/>
+      </w:pPr>
+      <w:r>
+        <w:t xml:space="preserve">OLGA: В Польшу? А кто у вас в Польше?</w:t>
+      </w:r>
+    </w:p>
+    <w:p>
+      <w:pPr>
+        <w:pStyle w:val="BodyText"/>
+      </w:pPr>
+      <w:r>
+        <w:t xml:space="preserve">DOYUN: «Эстелия» из Варшавы, наш партнёр уже восемь лет. Президент лично знает директора, его зовут Томаш Ковальский.</w:t>
+      </w:r>
+    </w:p>
+    <w:p>
+      <w:pPr>
+        <w:pStyle w:val="BodyText"/>
+      </w:pPr>
+      <w:r>
+        <w:t xml:space="preserve">ALEKSEY: Восемь лет — это действительно долго.</w:t>
+      </w:r>
+    </w:p>
+    <w:p>
+      <w:pPr>
+        <w:pStyle w:val="BodyText"/>
+      </w:pPr>
+      <w:r>
+        <w:t xml:space="preserve">DOYUN: Он говорит, что это дольше, чем с вами, и поэтому ему трудно. В ноябре Томаш заказал две тысячи, хотя обычно берёт тысячу в квартал. И попросил отгрузить всё до Рождества.</w:t>
+      </w:r>
+    </w:p>
+    <w:p>
+      <w:pPr>
+        <w:pStyle w:val="BodyText"/>
+      </w:pPr>
+      <w:r>
+        <w:t xml:space="preserve">IRINA: В два раза больше обычного, и прямо перед Новым годом. Это точно не случайность.</w:t>
+      </w:r>
+    </w:p>
+    <w:p>
+      <w:pPr>
+        <w:pStyle w:val="BodyText"/>
+      </w:pPr>
+      <w:r>
+        <w:t xml:space="preserve">DOYUN: Госпожа Чон проверила номера с коробок «А» и «Б», и все они оказались польскими.</w:t>
+      </w:r>
+    </w:p>
+    <w:p>
+      <w:pPr>
+        <w:pStyle w:val="BodyText"/>
+      </w:pPr>
+      <w:r>
+        <w:t xml:space="preserve">SOHEE: Все номера — Польша. Я проверила два раза, ошибки нет.</w:t>
+      </w:r>
+    </w:p>
+    <w:p>
+      <w:pPr>
+        <w:pStyle w:val="BodyText"/>
+      </w:pPr>
+      <w:r>
+        <w:t xml:space="preserve">ALEKSEY: Значит, шприцы из Польши попали в Россию. А Томаш об этом знает?</w:t>
       </w:r>
     </w:p>
     <w:p>
@@ -1320,167 +1320,167 @@
         <w:pStyle w:val="BodyText"/>
       </w:pPr>
       <w:r>
-        <w:t xml:space="preserve">OLGA: Документы есть. Это все говорят, у кого документов нет.</w:t>
-      </w:r>
-    </w:p>
-    <w:p>
-      <w:pPr>
-        <w:pStyle w:val="BodyText"/>
-      </w:pPr>
-      <w:r>
-        <w:t xml:space="preserve">DOYUN: Президент говорит: он не знает, солгал Томаш или не знает сам.</w:t>
-      </w:r>
-    </w:p>
-    <w:p>
-      <w:pPr>
-        <w:pStyle w:val="BodyText"/>
-      </w:pPr>
-      <w:r>
-        <w:t xml:space="preserve">ALEKSEY: Понимаю. Ложь — это предательство. Незнание — это ошибка.</w:t>
-      </w:r>
-    </w:p>
-    <w:p>
-      <w:pPr>
-        <w:pStyle w:val="BodyText"/>
-      </w:pPr>
-      <w:r>
-        <w:t xml:space="preserve">DOYUN: Он спрашивает вас прямо: чего хочет «Мост»? Денег? Наказания? Скажите честно.</w:t>
-      </w:r>
-    </w:p>
-    <w:p>
-      <w:pPr>
-        <w:pStyle w:val="BodyText"/>
-      </w:pPr>
-      <w:r>
-        <w:t xml:space="preserve">ALEKSEY: Ни денег, ни наказания. Мы хотим, чтобы это прекратилось. И чтобы знать, где ещё лежат такие шприцы, пока их не вкололи следующей Дарье в Подольске или Казани.</w:t>
-      </w:r>
-    </w:p>
-    <w:p>
-      <w:pPr>
-        <w:pStyle w:val="BodyText"/>
-      </w:pPr>
-      <w:r>
-        <w:t xml:space="preserve">DOYUN: Он говорит: хороший ответ. Если бы вы попросили наказать, он бы начал защищать Томаша. Так устроен человек, даже президент. Особенно президент, у которого восемь лет дружбы.</w:t>
-      </w:r>
-    </w:p>
-    <w:p>
-      <w:pPr>
-        <w:pStyle w:val="BodyText"/>
-      </w:pPr>
-      <w:r>
-        <w:t xml:space="preserve">OLGA: Я же говорила. Лицо.</w:t>
-      </w:r>
-    </w:p>
-    <w:p>
-      <w:pPr>
-        <w:pStyle w:val="BodyText"/>
-      </w:pPr>
-      <w:r>
-        <w:t xml:space="preserve">IRINA: Господин президент, есть ещё одна вещь. Не просьба. Факт. Наша линия в январе потратила сто восемьдесят шесть тысяч рублей на чужие случаи. Такси, фермент, ночные смены. Документы приложены.</w:t>
-      </w:r>
-    </w:p>
-    <w:p>
-      <w:pPr>
-        <w:pStyle w:val="BodyText"/>
-      </w:pPr>
-      <w:r>
-        <w:t xml:space="preserve">DOYUN: Он говорит: это его шприцы, даже чужим путём. Значит, его расходы. Он заплатит.</w:t>
-      </w:r>
-    </w:p>
-    <w:p>
-      <w:pPr>
-        <w:pStyle w:val="BodyText"/>
-      </w:pPr>
-      <w:r>
-        <w:t xml:space="preserve">ALEKSEY: Господин президент, мы не для этого…</w:t>
-      </w:r>
-    </w:p>
-    <w:p>
-      <w:pPr>
-        <w:pStyle w:val="BodyText"/>
-      </w:pPr>
-      <w:r>
-        <w:t xml:space="preserve">OLGA: Алексей. Берите.</w:t>
-      </w:r>
-    </w:p>
-    <w:p>
-      <w:pPr>
-        <w:pStyle w:val="BodyText"/>
-      </w:pPr>
-      <w:r>
-        <w:t xml:space="preserve">ALEKSEY: Ольга Петровна, это выглядит, как будто мы просили.</w:t>
-      </w:r>
-    </w:p>
-    <w:p>
-      <w:pPr>
-        <w:pStyle w:val="BodyText"/>
-      </w:pPr>
-      <w:r>
-        <w:t xml:space="preserve">OLGA: Это не подарок. Это ответственность производителя. Откажетесь — и вы скажете, что производитель ни при чём. А он при чём. Его имя на каждой коробке, даже на поддельной.</w:t>
-      </w:r>
-    </w:p>
-    <w:p>
-      <w:pPr>
-        <w:pStyle w:val="BodyText"/>
-      </w:pPr>
-      <w:r>
-        <w:t xml:space="preserve">DOYUN: Президент говорит: госпожа Миронова права. Он платит не вам. Он платит Дарье.</w:t>
-      </w:r>
-    </w:p>
-    <w:p>
-      <w:pPr>
-        <w:pStyle w:val="BodyText"/>
-      </w:pPr>
-      <w:r>
-        <w:t xml:space="preserve">ALEKSEY: Хорошо. Спасибо. Мы примем.</w:t>
-      </w:r>
-    </w:p>
-    <w:p>
-      <w:pPr>
-        <w:pStyle w:val="BodyText"/>
-      </w:pPr>
-      <w:r>
-        <w:t xml:space="preserve">IRINA: Тогда мы выставим счёт с актом. Каждый случай отдельно. С фамилией пациента — только с согласия.</w:t>
-      </w:r>
-    </w:p>
-    <w:p>
-      <w:pPr>
-        <w:pStyle w:val="BodyText"/>
-      </w:pPr>
-      <w:r>
-        <w:t xml:space="preserve">DOYUN: Он говорит: так и надо. Теперь второй вопрос. Как остановить?</w:t>
-      </w:r>
-    </w:p>
-    <w:p>
-      <w:pPr>
-        <w:pStyle w:val="BodyText"/>
-      </w:pPr>
-      <w:r>
-        <w:t xml:space="preserve">ALEKSEY: Можно предложение? Не пишите Томашу второй раз. Позвоните ему. Сейчас. При нас.</w:t>
-      </w:r>
-    </w:p>
-    <w:p>
-      <w:pPr>
-        <w:pStyle w:val="BodyText"/>
-      </w:pPr>
-      <w:r>
-        <w:t xml:space="preserve">DOYUN: Президент удивлён. Он говорит: при вас? Это… не по-корейски.</w:t>
-      </w:r>
-    </w:p>
-    <w:p>
-      <w:pPr>
-        <w:pStyle w:val="BodyText"/>
-      </w:pPr>
-      <w:r>
-        <w:t xml:space="preserve">ALEKSEY: Не по-корейски. Но письмо можно читать два дня. Голос — нельзя.</w:t>
-      </w:r>
-    </w:p>
-    <w:p>
-      <w:pPr>
-        <w:pStyle w:val="BodyText"/>
-      </w:pPr>
-      <w:r>
-        <w:t xml:space="preserve">DOYUN: Он думает. Он говорит юристу что-то. Юрист качает головой. Президент берёт телефон.</w:t>
+        <w:t xml:space="preserve">OLGA: «Документы есть» — так обычно говорят все, у кого документов как раз нет.</w:t>
+      </w:r>
+    </w:p>
+    <w:p>
+      <w:pPr>
+        <w:pStyle w:val="BodyText"/>
+      </w:pPr>
+      <w:r>
+        <w:t xml:space="preserve">DOYUN: Президент говорит, что не знает, солгал ли Томаш или он сам ничего не знает.</w:t>
+      </w:r>
+    </w:p>
+    <w:p>
+      <w:pPr>
+        <w:pStyle w:val="BodyText"/>
+      </w:pPr>
+      <w:r>
+        <w:t xml:space="preserve">ALEKSEY: Понимаю. Ложь — это предательство, а незнание — это просто ошибка.</w:t>
+      </w:r>
+    </w:p>
+    <w:p>
+      <w:pPr>
+        <w:pStyle w:val="BodyText"/>
+      </w:pPr>
+      <w:r>
+        <w:t xml:space="preserve">DOYUN: Он спрашивает вас прямо: чего хочет «Мост»? Денег или наказания? Пожалуйста, скажите честно.</w:t>
+      </w:r>
+    </w:p>
+    <w:p>
+      <w:pPr>
+        <w:pStyle w:val="BodyText"/>
+      </w:pPr>
+      <w:r>
+        <w:t xml:space="preserve">ALEKSEY: Ни денег, ни наказания. Мы хотим, чтобы это прекратилось. И ещё мы хотим точно знать, где ещё лежат такие шприцы, пока их не вкололи следующей Дарье в Подольске или Казани.</w:t>
+      </w:r>
+    </w:p>
+    <w:p>
+      <w:pPr>
+        <w:pStyle w:val="BodyText"/>
+      </w:pPr>
+      <w:r>
+        <w:t xml:space="preserve">DOYUN: Он говорит, что это хороший ответ. Если бы вы попросили наказать, он бы начал защищать Томаша. Так устроен любой человек, даже президент, и особенно президент, у которого восемь лет дружбы.</w:t>
+      </w:r>
+    </w:p>
+    <w:p>
+      <w:pPr>
+        <w:pStyle w:val="BodyText"/>
+      </w:pPr>
+      <w:r>
+        <w:t xml:space="preserve">OLGA: Я же вам говорила про лицо, Алексей.</w:t>
+      </w:r>
+    </w:p>
+    <w:p>
+      <w:pPr>
+        <w:pStyle w:val="BodyText"/>
+      </w:pPr>
+      <w:r>
+        <w:t xml:space="preserve">IRINA: Господин президент, есть ещё одна вещь. Это не просьба, а факт. Наша линия в январе потратила сто восемьдесят шесть тысяч рублей на чужие случаи: такси, фермент, ночные смены. Все документы приложены к письму.</w:t>
+      </w:r>
+    </w:p>
+    <w:p>
+      <w:pPr>
+        <w:pStyle w:val="BodyText"/>
+      </w:pPr>
+      <w:r>
+        <w:t xml:space="preserve">DOYUN: Он говорит, что это его шприцы, пусть даже пришли чужим путём. Значит, это его расходы, и он заплатит.</w:t>
+      </w:r>
+    </w:p>
+    <w:p>
+      <w:pPr>
+        <w:pStyle w:val="BodyText"/>
+      </w:pPr>
+      <w:r>
+        <w:t xml:space="preserve">ALEKSEY: Господин президент, но мы ведь не для этого рассказали…</w:t>
+      </w:r>
+    </w:p>
+    <w:p>
+      <w:pPr>
+        <w:pStyle w:val="BodyText"/>
+      </w:pPr>
+      <w:r>
+        <w:t xml:space="preserve">OLGA: Алексей, не спорьте. Берите.</w:t>
+      </w:r>
+    </w:p>
+    <w:p>
+      <w:pPr>
+        <w:pStyle w:val="BodyText"/>
+      </w:pPr>
+      <w:r>
+        <w:t xml:space="preserve">ALEKSEY: Ольга Петровна, но это выглядит так, будто мы сами просили денег.</w:t>
+      </w:r>
+    </w:p>
+    <w:p>
+      <w:pPr>
+        <w:pStyle w:val="BodyText"/>
+      </w:pPr>
+      <w:r>
+        <w:t xml:space="preserve">OLGA: Это не подарок. Это ответственность производителя. Если откажетесь, то вы тем самым скажете, что производитель ни при чём. А он при чём, ведь его имя стоит на каждой коробке, даже на поддельной.</w:t>
+      </w:r>
+    </w:p>
+    <w:p>
+      <w:pPr>
+        <w:pStyle w:val="BodyText"/>
+      </w:pPr>
+      <w:r>
+        <w:t xml:space="preserve">DOYUN: Президент говорит, что госпожа Миронова права. Он платит не вам, а Дарье.</w:t>
+      </w:r>
+    </w:p>
+    <w:p>
+      <w:pPr>
+        <w:pStyle w:val="BodyText"/>
+      </w:pPr>
+      <w:r>
+        <w:t xml:space="preserve">ALEKSEY: Хорошо, спасибо. Мы примем эти деньги.</w:t>
+      </w:r>
+    </w:p>
+    <w:p>
+      <w:pPr>
+        <w:pStyle w:val="BodyText"/>
+      </w:pPr>
+      <w:r>
+        <w:t xml:space="preserve">IRINA: Тогда мы выставим счёт с актом, каждый случай отдельно. А фамилию пациента укажем только с её согласия.</w:t>
+      </w:r>
+    </w:p>
+    <w:p>
+      <w:pPr>
+        <w:pStyle w:val="BodyText"/>
+      </w:pPr>
+      <w:r>
+        <w:t xml:space="preserve">DOYUN: Он говорит, что так и надо. Теперь второй вопрос: как это остановить?</w:t>
+      </w:r>
+    </w:p>
+    <w:p>
+      <w:pPr>
+        <w:pStyle w:val="BodyText"/>
+      </w:pPr>
+      <w:r>
+        <w:t xml:space="preserve">ALEKSEY: Можно предложение? Не пишите Томашу второй раз, а позвоните ему. Прямо сейчас, при нас.</w:t>
+      </w:r>
+    </w:p>
+    <w:p>
+      <w:pPr>
+        <w:pStyle w:val="BodyText"/>
+      </w:pPr>
+      <w:r>
+        <w:t xml:space="preserve">DOYUN: Президент удивлён. Он говорит: «При вас? Но это… не по-корейски».</w:t>
+      </w:r>
+    </w:p>
+    <w:p>
+      <w:pPr>
+        <w:pStyle w:val="BodyText"/>
+      </w:pPr>
+      <w:r>
+        <w:t xml:space="preserve">ALEKSEY: Да, не по-корейски. Но письмо можно читать два дня, а голос так долго ждать не будет.</w:t>
+      </w:r>
+    </w:p>
+    <w:p>
+      <w:pPr>
+        <w:pStyle w:val="BodyText"/>
+      </w:pPr>
+      <w:r>
+        <w:t xml:space="preserve">DOYUN: Он думает. Вот он что-то говорит юристу, юрист качает головой, а президент всё равно берёт телефон.</w:t>
       </w:r>
     </w:p>
     <w:bookmarkEnd w:id="22"/>
@@ -1498,239 +1498,239 @@
         <w:pStyle w:val="FirstParagraph"/>
       </w:pPr>
       <w:r>
-        <w:t xml:space="preserve">ALEKSEY: Он звонит? Прямо сейчас?</w:t>
-      </w:r>
-    </w:p>
-    <w:p>
-      <w:pPr>
-        <w:pStyle w:val="BodyText"/>
-      </w:pPr>
-      <w:r>
-        <w:t xml:space="preserve">DOYUN: Звонит. Громкая связь. Томаш говорит по-русски, он учился в Москве. Я не перевожу.</w:t>
-      </w:r>
-    </w:p>
-    <w:p>
-      <w:pPr>
-        <w:pStyle w:val="BodyText"/>
-      </w:pPr>
-      <w:r>
-        <w:t xml:space="preserve">TOMASZ: Джэхо? Добрый день. Неожиданно. Что-то срочное?</w:t>
-      </w:r>
-    </w:p>
-    <w:p>
-      <w:pPr>
-        <w:pStyle w:val="BodyText"/>
-      </w:pPr>
-      <w:r>
-        <w:t xml:space="preserve">DOYUN: Президент говорит: срочное. Со мной партнёр из Москвы. Говорим по-русски.</w:t>
-      </w:r>
-    </w:p>
-    <w:p>
-      <w:pPr>
-        <w:pStyle w:val="BodyText"/>
-      </w:pPr>
-      <w:r>
-        <w:t xml:space="preserve">TOMASZ: Из Москвы? Понимаю. Это про то письмо?</w:t>
-      </w:r>
-    </w:p>
-    <w:p>
-      <w:pPr>
-        <w:pStyle w:val="BodyText"/>
-      </w:pPr>
-      <w:r>
-        <w:t xml:space="preserve">ALEKSEY: Добрый день, господин Ковальский. Алексей Воронцов, «Мост Медикал». Да, про письмо.</w:t>
-      </w:r>
-    </w:p>
-    <w:p>
-      <w:pPr>
-        <w:pStyle w:val="BodyText"/>
-      </w:pPr>
-      <w:r>
-        <w:t xml:space="preserve">TOMASZ: Я ответил. Всё продано в Польше. У меня документы.</w:t>
-      </w:r>
-    </w:p>
-    <w:p>
-      <w:pPr>
-        <w:pStyle w:val="BodyText"/>
-      </w:pPr>
-      <w:r>
-        <w:t xml:space="preserve">OLGA: Можно вопрос? Ольга Миронова, регистрация. Кому вы продали вторую тысячу?</w:t>
-      </w:r>
-    </w:p>
-    <w:p>
-      <w:pPr>
-        <w:pStyle w:val="BodyText"/>
-      </w:pPr>
-      <w:r>
-        <w:t xml:space="preserve">TOMASZ: Вторую? Дистрибьютору. Он сказал — для Польши и Чехии.</w:t>
-      </w:r>
-    </w:p>
-    <w:p>
-      <w:pPr>
-        <w:pStyle w:val="BodyText"/>
-      </w:pPr>
-      <w:r>
-        <w:t xml:space="preserve">IRINA: Как называется дистрибьютор? Где он зарегистрирован?</w:t>
-      </w:r>
-    </w:p>
-    <w:p>
-      <w:pPr>
-        <w:pStyle w:val="BodyText"/>
-      </w:pPr>
-      <w:r>
-        <w:t xml:space="preserve">TOMASZ: Это… коммерческая информация. Я не обязан.</w:t>
-      </w:r>
-    </w:p>
-    <w:p>
-      <w:pPr>
-        <w:pStyle w:val="BodyText"/>
-      </w:pPr>
-      <w:r>
-        <w:t xml:space="preserve">DOYUN: Президент говорит: обязан. По договору — каждый перепродавец по запросу. Пункт одиннадцать.</w:t>
-      </w:r>
-    </w:p>
-    <w:p>
-      <w:pPr>
-        <w:pStyle w:val="BodyText"/>
-      </w:pPr>
-      <w:r>
-        <w:t xml:space="preserve">TOMASZ: Пункт одиннадцать… Хорошо. Компания называется «КазМедТрейд». Зарегистрирована… в Алматы.</w:t>
-      </w:r>
-    </w:p>
-    <w:p>
-      <w:pPr>
-        <w:pStyle w:val="BodyText"/>
-      </w:pPr>
-      <w:r>
-        <w:t xml:space="preserve">OLGA: В Алматы. Вы сказали — Польша и Чехия.</w:t>
-      </w:r>
-    </w:p>
-    <w:p>
-      <w:pPr>
-        <w:pStyle w:val="BodyText"/>
-      </w:pPr>
-      <w:r>
-        <w:t xml:space="preserve">TOMASZ: Они сказали, что у них склад в Польше. Заплатили вперёд. На двадцать процентов выше прайса.</w:t>
-      </w:r>
-    </w:p>
-    <w:p>
-      <w:pPr>
-        <w:pStyle w:val="BodyText"/>
-      </w:pPr>
-      <w:r>
-        <w:t xml:space="preserve">IRINA: На двадцать процентов выше. Вперёд. Вас это не удивило?</w:t>
-      </w:r>
-    </w:p>
-    <w:p>
-      <w:pPr>
-        <w:pStyle w:val="BodyText"/>
-      </w:pPr>
-      <w:r>
-        <w:t xml:space="preserve">TOMASZ: Удивило. Но был конец года. План. Вы понимаете, что такое план в декабре.</w:t>
-      </w:r>
-    </w:p>
-    <w:p>
-      <w:pPr>
-        <w:pStyle w:val="BodyText"/>
-      </w:pPr>
-      <w:r>
-        <w:t xml:space="preserve">ALEKSEY: Понимаю. Я десять лет делал план в декабре. Именно поэтому я ушёл.</w:t>
-      </w:r>
-    </w:p>
-    <w:p>
-      <w:pPr>
-        <w:pStyle w:val="BodyText"/>
-      </w:pPr>
-      <w:r>
-        <w:t xml:space="preserve">TOMASZ: Я не продавал в Россию. Я продал компании в Казахстане. Казахстан — это не Россия.</w:t>
-      </w:r>
-    </w:p>
-    <w:p>
-      <w:pPr>
-        <w:pStyle w:val="BodyText"/>
-      </w:pPr>
-      <w:r>
-        <w:t xml:space="preserve">OLGA: Казахстан — это Евразийский союз. Между Казахстаном и Россией нет таможни для фуры. Вы это знали, господин Ковальский. Вы учились в Москве. Вы знаете эту карту лучше меня.</w:t>
-      </w:r>
-    </w:p>
-    <w:p>
-      <w:pPr>
-        <w:pStyle w:val="BodyText"/>
-      </w:pPr>
-      <w:r>
-        <w:t xml:space="preserve">TOMASZ: Я… не спрашивал, куда дальше. Это не моя ответственность.</w:t>
-      </w:r>
-    </w:p>
-    <w:p>
-      <w:pPr>
-        <w:pStyle w:val="BodyText"/>
-      </w:pPr>
-      <w:r>
-        <w:t xml:space="preserve">DOYUN: Президент говорит: «Не спрашивать — это тоже решение, Томаш. Восемь лет я не задавал тебе вопросов, потому что доверял. Теперь задам. И буду задавать каждый квартал».</w:t>
-      </w:r>
-    </w:p>
-    <w:p>
-      <w:pPr>
-        <w:pStyle w:val="BodyText"/>
-      </w:pPr>
-      <w:r>
-        <w:t xml:space="preserve">TOMASZ: Джэхо, мы восемь лет вместе. Ты прекратишь работу из-за одной партии?</w:t>
-      </w:r>
-    </w:p>
-    <w:p>
-      <w:pPr>
-        <w:pStyle w:val="BodyText"/>
-      </w:pPr>
-      <w:r>
-        <w:t xml:space="preserve">DOYUN: Он говорит: не из-за партии. Из-за того, что ты написал «всё в Польше». Если бы ты сказал «я не знаю» — это был бы совсем другой разговор.</w:t>
-      </w:r>
-    </w:p>
-    <w:p>
-      <w:pPr>
-        <w:pStyle w:val="BodyText"/>
-      </w:pPr>
-      <w:r>
-        <w:t xml:space="preserve">TOMASZ: Что ты хочешь?</w:t>
-      </w:r>
-    </w:p>
-    <w:p>
-      <w:pPr>
-        <w:pStyle w:val="BodyText"/>
-      </w:pPr>
-      <w:r>
-        <w:t xml:space="preserve">DOYUN: Он говорит: три вещи. Договор с «КазМедТрейд». Все их контакты. И остаток — отозвать.</w:t>
-      </w:r>
-    </w:p>
-    <w:p>
-      <w:pPr>
-        <w:pStyle w:val="BodyText"/>
-      </w:pPr>
-      <w:r>
-        <w:t xml:space="preserve">TOMASZ: Отозвать? Они заплатили. Как я верну?</w:t>
-      </w:r>
-    </w:p>
-    <w:p>
-      <w:pPr>
-        <w:pStyle w:val="BodyText"/>
-      </w:pPr>
-      <w:r>
-        <w:t xml:space="preserve">IRINA: Вернёте деньги. Двадцать процентов можете оставить. Это дешевле восьми лет.</w:t>
-      </w:r>
-    </w:p>
-    <w:p>
-      <w:pPr>
-        <w:pStyle w:val="BodyText"/>
-      </w:pPr>
-      <w:r>
-        <w:t xml:space="preserve">TOMASZ: Договор пришлю через час. Джэхо… прости. Я правда не думал.</w:t>
-      </w:r>
-    </w:p>
-    <w:p>
-      <w:pPr>
-        <w:pStyle w:val="BodyText"/>
-      </w:pPr>
-      <w:r>
-        <w:t xml:space="preserve">DOYUN: Президент говорит: «Думать — бесплатно, Томаш. Не думать — дорого». Он кладёт трубку.</w:t>
+        <w:t xml:space="preserve">ALEKSEY: Он действительно звонит? Прямо сейчас?</w:t>
+      </w:r>
+    </w:p>
+    <w:p>
+      <w:pPr>
+        <w:pStyle w:val="BodyText"/>
+      </w:pPr>
+      <w:r>
+        <w:t xml:space="preserve">DOYUN: Звонит, по громкой связи. Томаш говорит по-русски, потому что учился в Москве, так что я не перевожу.</w:t>
+      </w:r>
+    </w:p>
+    <w:p>
+      <w:pPr>
+        <w:pStyle w:val="BodyText"/>
+      </w:pPr>
+      <w:r>
+        <w:t xml:space="preserve">TOMASZ: Джэхо? Добрый день. Это неожиданно. Что-то срочное случилось?</w:t>
+      </w:r>
+    </w:p>
+    <w:p>
+      <w:pPr>
+        <w:pStyle w:val="BodyText"/>
+      </w:pPr>
+      <w:r>
+        <w:t xml:space="preserve">DOYUN: Президент говорит, что срочное. С ним партнёр из Москвы, поэтому говорим по-русски.</w:t>
+      </w:r>
+    </w:p>
+    <w:p>
+      <w:pPr>
+        <w:pStyle w:val="BodyText"/>
+      </w:pPr>
+      <w:r>
+        <w:t xml:space="preserve">TOMASZ: Из Москвы? Понимаю. Это, наверное, про то письмо?</w:t>
+      </w:r>
+    </w:p>
+    <w:p>
+      <w:pPr>
+        <w:pStyle w:val="BodyText"/>
+      </w:pPr>
+      <w:r>
+        <w:t xml:space="preserve">ALEKSEY: Добрый день, господин Ковальский. Алексей Воронцов, «Мост Медикал». Да, мы звоним про письмо.</w:t>
+      </w:r>
+    </w:p>
+    <w:p>
+      <w:pPr>
+        <w:pStyle w:val="BodyText"/>
+      </w:pPr>
+      <w:r>
+        <w:t xml:space="preserve">TOMASZ: Но я же ответил: всё продано в Польше, и у меня есть документы.</w:t>
+      </w:r>
+    </w:p>
+    <w:p>
+      <w:pPr>
+        <w:pStyle w:val="BodyText"/>
+      </w:pPr>
+      <w:r>
+        <w:t xml:space="preserve">OLGA: Можно вопрос? Ольга Миронова, отдел регистрации. Кому вы продали вторую тысячу шприцев?</w:t>
+      </w:r>
+    </w:p>
+    <w:p>
+      <w:pPr>
+        <w:pStyle w:val="BodyText"/>
+      </w:pPr>
+      <w:r>
+        <w:t xml:space="preserve">TOMASZ: Вторую? Дистрибьютору. Он сказал, что берёт для Польши и Чехии.</w:t>
+      </w:r>
+    </w:p>
+    <w:p>
+      <w:pPr>
+        <w:pStyle w:val="BodyText"/>
+      </w:pPr>
+      <w:r>
+        <w:t xml:space="preserve">IRINA: А как называется этот дистрибьютор и где он зарегистрирован?</w:t>
+      </w:r>
+    </w:p>
+    <w:p>
+      <w:pPr>
+        <w:pStyle w:val="BodyText"/>
+      </w:pPr>
+      <w:r>
+        <w:t xml:space="preserve">TOMASZ: Это… коммерческая информация, и я не обязан её раскрывать.</w:t>
+      </w:r>
+    </w:p>
+    <w:p>
+      <w:pPr>
+        <w:pStyle w:val="BodyText"/>
+      </w:pPr>
+      <w:r>
+        <w:t xml:space="preserve">DOYUN: Президент говорит, что обязаны. По договору каждый перепродавец раскрывается по запросу, это пункт одиннадцать.</w:t>
+      </w:r>
+    </w:p>
+    <w:p>
+      <w:pPr>
+        <w:pStyle w:val="BodyText"/>
+      </w:pPr>
+      <w:r>
+        <w:t xml:space="preserve">TOMASZ: Пункт одиннадцать… Хорошо. Компания называется «КазМедТрейд», а зарегистрирована она… в Алматы.</w:t>
+      </w:r>
+    </w:p>
+    <w:p>
+      <w:pPr>
+        <w:pStyle w:val="BodyText"/>
+      </w:pPr>
+      <w:r>
+        <w:t xml:space="preserve">OLGA: В Алматы? Но вы только что сказали, что это Польша и Чехия.</w:t>
+      </w:r>
+    </w:p>
+    <w:p>
+      <w:pPr>
+        <w:pStyle w:val="BodyText"/>
+      </w:pPr>
+      <w:r>
+        <w:t xml:space="preserve">TOMASZ: Они сказали, что у них есть склад в Польше. Заплатили вперёд, причём на двадцать процентов выше прайса.</w:t>
+      </w:r>
+    </w:p>
+    <w:p>
+      <w:pPr>
+        <w:pStyle w:val="BodyText"/>
+      </w:pPr>
+      <w:r>
+        <w:t xml:space="preserve">IRINA: На двадцать процентов выше, и вперёд. И вас это совсем не удивило?</w:t>
+      </w:r>
+    </w:p>
+    <w:p>
+      <w:pPr>
+        <w:pStyle w:val="BodyText"/>
+      </w:pPr>
+      <w:r>
+        <w:t xml:space="preserve">TOMASZ: Удивило, конечно. Но был конец года, план… Вы же понимаете, что такое план в декабре.</w:t>
+      </w:r>
+    </w:p>
+    <w:p>
+      <w:pPr>
+        <w:pStyle w:val="BodyText"/>
+      </w:pPr>
+      <w:r>
+        <w:t xml:space="preserve">ALEKSEY: Понимаю. Я десять лет делал план в декабре, и именно поэтому я ушёл.</w:t>
+      </w:r>
+    </w:p>
+    <w:p>
+      <w:pPr>
+        <w:pStyle w:val="BodyText"/>
+      </w:pPr>
+      <w:r>
+        <w:t xml:space="preserve">TOMASZ: Я не продавал в Россию. Я продал компании в Казахстане, а Казахстан — это не Россия.</w:t>
+      </w:r>
+    </w:p>
+    <w:p>
+      <w:pPr>
+        <w:pStyle w:val="BodyText"/>
+      </w:pPr>
+      <w:r>
+        <w:t xml:space="preserve">OLGA: Казахстан — это Евразийский союз, и между Казахстаном и Россией нет таможни для фуры. Вы это знали, господин Ковальский, ведь вы учились в Москве. Вы знаете эту карту лучше меня, так что не надо делать вид.</w:t>
+      </w:r>
+    </w:p>
+    <w:p>
+      <w:pPr>
+        <w:pStyle w:val="BodyText"/>
+      </w:pPr>
+      <w:r>
+        <w:t xml:space="preserve">TOMASZ: Я… просто не спрашивал, куда товар поедет дальше. Это не моя ответственность.</w:t>
+      </w:r>
+    </w:p>
+    <w:p>
+      <w:pPr>
+        <w:pStyle w:val="BodyText"/>
+      </w:pPr>
+      <w:r>
+        <w:t xml:space="preserve">DOYUN: Президент говорит: «Не спрашивать — это тоже решение, Томаш. Восемь лет я не задавал тебе вопросов, потому что доверял. Теперь задам. И буду задавать каждый квартал». Он говорит это спокойно, но очень твёрдо.</w:t>
+      </w:r>
+    </w:p>
+    <w:p>
+      <w:pPr>
+        <w:pStyle w:val="BodyText"/>
+      </w:pPr>
+      <w:r>
+        <w:t xml:space="preserve">TOMASZ: Джэхо, мы восемь лет работаем вместе. Неужели ты прекратишь работу из-за одной партии?</w:t>
+      </w:r>
+    </w:p>
+    <w:p>
+      <w:pPr>
+        <w:pStyle w:val="BodyText"/>
+      </w:pPr>
+      <w:r>
+        <w:t xml:space="preserve">DOYUN: Он говорит: не из-за партии, а из-за того, что ты написал «всё в Польше». Если бы ты честно сказал «я не знаю», это был бы совсем другой разговор, и сегодня он бы тебе не звонил.</w:t>
+      </w:r>
+    </w:p>
+    <w:p>
+      <w:pPr>
+        <w:pStyle w:val="BodyText"/>
+      </w:pPr>
+      <w:r>
+        <w:t xml:space="preserve">TOMASZ: Хорошо. Скажи, чего ты от меня хочешь?</w:t>
+      </w:r>
+    </w:p>
+    <w:p>
+      <w:pPr>
+        <w:pStyle w:val="BodyText"/>
+      </w:pPr>
+      <w:r>
+        <w:t xml:space="preserve">DOYUN: Он говорит, что хочет трёх вещей: договор с «КазМедТрейд», все их контакты, а остаток товара отозвать.</w:t>
+      </w:r>
+    </w:p>
+    <w:p>
+      <w:pPr>
+        <w:pStyle w:val="BodyText"/>
+      </w:pPr>
+      <w:r>
+        <w:t xml:space="preserve">TOMASZ: Отозвать? Но они ведь заплатили. Как я им всё верну?</w:t>
+      </w:r>
+    </w:p>
+    <w:p>
+      <w:pPr>
+        <w:pStyle w:val="BodyText"/>
+      </w:pPr>
+      <w:r>
+        <w:t xml:space="preserve">IRINA: Вернёте им деньги. Двадцать процентов можете оставить себе, потому что это дешевле, чем восемь лет.</w:t>
+      </w:r>
+    </w:p>
+    <w:p>
+      <w:pPr>
+        <w:pStyle w:val="BodyText"/>
+      </w:pPr>
+      <w:r>
+        <w:t xml:space="preserve">TOMASZ: Договор пришлю через час. Джэхо… прости меня. Я правда не думал, что так выйдет.</w:t>
+      </w:r>
+    </w:p>
+    <w:p>
+      <w:pPr>
+        <w:pStyle w:val="BodyText"/>
+      </w:pPr>
+      <w:r>
+        <w:t xml:space="preserve">DOYUN: Президент говорит: «Думать — бесплатно, Томаш. Не думать — дорого». И кладёт трубку.</w:t>
       </w:r>
     </w:p>
     <w:bookmarkEnd w:id="23"/>
@@ -1748,135 +1748,135 @@
         <w:pStyle w:val="FirstParagraph"/>
       </w:pPr>
       <w:r>
-        <w:t xml:space="preserve">IRINA: Договор пришёл. Через пятьдесят минут. Госпожа Чон уже читает.</w:t>
-      </w:r>
-    </w:p>
-    <w:p>
-      <w:pPr>
-        <w:pStyle w:val="BodyText"/>
-      </w:pPr>
-      <w:r>
-        <w:t xml:space="preserve">SOHEE: Страница три. Контакт в Москве. Есть имя.</w:t>
-      </w:r>
-    </w:p>
-    <w:p>
-      <w:pPr>
-        <w:pStyle w:val="BodyText"/>
-      </w:pPr>
-      <w:r>
-        <w:t xml:space="preserve">ALEKSEY: Читайте, пожалуйста.</w:t>
-      </w:r>
-    </w:p>
-    <w:p>
-      <w:pPr>
-        <w:pStyle w:val="BodyText"/>
-      </w:pPr>
-      <w:r>
-        <w:t xml:space="preserve">DOYUN: «Представитель покупателя в Российской Федерации — Бойко А. В. Телефон…» Дальше номер.</w:t>
-      </w:r>
-    </w:p>
-    <w:p>
-      <w:pPr>
-        <w:pStyle w:val="BodyText"/>
-      </w:pPr>
-      <w:r>
-        <w:t xml:space="preserve">IRINA: Бойко. А. В.</w:t>
-      </w:r>
-    </w:p>
-    <w:p>
-      <w:pPr>
-        <w:pStyle w:val="BodyText"/>
-      </w:pPr>
-      <w:r>
-        <w:t xml:space="preserve">ALEKSEY: Артур Бойко. Артур Валерьевич. Я его знаю.</w:t>
-      </w:r>
-    </w:p>
-    <w:p>
-      <w:pPr>
-        <w:pStyle w:val="BodyText"/>
-      </w:pPr>
-      <w:r>
-        <w:t xml:space="preserve">DOYUN: Президент спрашивает: откуда?</w:t>
-      </w:r>
-    </w:p>
-    <w:p>
-      <w:pPr>
-        <w:pStyle w:val="BodyText"/>
-      </w:pPr>
-      <w:r>
-        <w:t xml:space="preserve">ALEKSEY: Год назад он пришёл к нам на собеседование. Восемь лет в фарме, последние три — «Хельвемед», соседний отдел. Сто двадцать процентов плана. Мы его не взяли.</w:t>
-      </w:r>
-    </w:p>
-    <w:p>
-      <w:pPr>
-        <w:pStyle w:val="BodyText"/>
-      </w:pPr>
-      <w:r>
-        <w:t xml:space="preserve">OLGA: Почему не взяли? Я не помню деталей.</w:t>
-      </w:r>
-    </w:p>
-    <w:p>
-      <w:pPr>
-        <w:pStyle w:val="BodyText"/>
-      </w:pPr>
-      <w:r>
-        <w:t xml:space="preserve">ALEKSEY: Он предлагал Сочи и Дубай для врачей. Ужины, поездки. Через маркетинговый бюджет. Я сказал: такого бюджета не будет. Никогда. Он ушёл и сказал: «Удачи. Она вам понадобится».</w:t>
-      </w:r>
-    </w:p>
-    <w:p>
-      <w:pPr>
-        <w:pStyle w:val="BodyText"/>
-      </w:pPr>
-      <w:r>
-        <w:t xml:space="preserve">IRINA: «Удачи». Значит, Артур с карты Сафиной — это он. Не имя с карты. Человек.</w:t>
-      </w:r>
-    </w:p>
-    <w:p>
-      <w:pPr>
-        <w:pStyle w:val="BodyText"/>
-      </w:pPr>
-      <w:r>
-        <w:t xml:space="preserve">OLGA: Человек, который знает, как вы работаете. Знает ваших врачей по именам. И знает, где клиники выбрасывают ваши пустые коробки. Это хуже любого конкурента, даже Волкова.</w:t>
-      </w:r>
-    </w:p>
-    <w:p>
-      <w:pPr>
-        <w:pStyle w:val="BodyText"/>
-      </w:pPr>
-      <w:r>
-        <w:t xml:space="preserve">ALEKSEY: Знает Корнилову. Он продавал ей «Хельвемед» три года назад. Она его выгнала.</w:t>
-      </w:r>
-    </w:p>
-    <w:p>
-      <w:pPr>
-        <w:pStyle w:val="BodyText"/>
-      </w:pPr>
-      <w:r>
-        <w:t xml:space="preserve">DOYUN: Президент говорит: значит, это не рынок. Это человек, который обиделся.</w:t>
-      </w:r>
-    </w:p>
-    <w:p>
-      <w:pPr>
-        <w:pStyle w:val="BodyText"/>
-      </w:pPr>
-      <w:r>
-        <w:t xml:space="preserve">ALEKSEY: Тогда он был просто обижен. Обида нашла себе бизнес.</w:t>
-      </w:r>
-    </w:p>
-    <w:p>
-      <w:pPr>
-        <w:pStyle w:val="BodyText"/>
-      </w:pPr>
-      <w:r>
-        <w:t xml:space="preserve">DOYUN: Он спрашивает: что вы будете делать с этим именем?</w:t>
-      </w:r>
-    </w:p>
-    <w:p>
-      <w:pPr>
-        <w:pStyle w:val="BodyText"/>
-      </w:pPr>
-      <w:r>
-        <w:t xml:space="preserve">ALEKSEY: Пока — ничего громкого. Сначала юрист. Потом решение.</w:t>
+        <w:t xml:space="preserve">IRINA: Договор пришёл, причём всего через пятьдесят минут. Госпожа Чон уже его читает.</w:t>
+      </w:r>
+    </w:p>
+    <w:p>
+      <w:pPr>
+        <w:pStyle w:val="BodyText"/>
+      </w:pPr>
+      <w:r>
+        <w:t xml:space="preserve">SOHEE: Страница три, контакт в Москве. Там есть имя.</w:t>
+      </w:r>
+    </w:p>
+    <w:p>
+      <w:pPr>
+        <w:pStyle w:val="BodyText"/>
+      </w:pPr>
+      <w:r>
+        <w:t xml:space="preserve">ALEKSEY: Прочитайте, пожалуйста, вслух.</w:t>
+      </w:r>
+    </w:p>
+    <w:p>
+      <w:pPr>
+        <w:pStyle w:val="BodyText"/>
+      </w:pPr>
+      <w:r>
+        <w:t xml:space="preserve">DOYUN: «Представитель покупателя в Российской Федерации — Бойко А. В. Телефон…» А дальше идёт номер.</w:t>
+      </w:r>
+    </w:p>
+    <w:p>
+      <w:pPr>
+        <w:pStyle w:val="BodyText"/>
+      </w:pPr>
+      <w:r>
+        <w:t xml:space="preserve">IRINA: Бойко, А. В. Это имя вам о чём-нибудь говорит?</w:t>
+      </w:r>
+    </w:p>
+    <w:p>
+      <w:pPr>
+        <w:pStyle w:val="BodyText"/>
+      </w:pPr>
+      <w:r>
+        <w:t xml:space="preserve">ALEKSEY: Это Артур Бойко, Артур Валерьевич. Я его знаю лично.</w:t>
+      </w:r>
+    </w:p>
+    <w:p>
+      <w:pPr>
+        <w:pStyle w:val="BodyText"/>
+      </w:pPr>
+      <w:r>
+        <w:t xml:space="preserve">DOYUN: Президент спрашивает: откуда вы его знаете?</w:t>
+      </w:r>
+    </w:p>
+    <w:p>
+      <w:pPr>
+        <w:pStyle w:val="BodyText"/>
+      </w:pPr>
+      <w:r>
+        <w:t xml:space="preserve">ALEKSEY: Год назад он пришёл к нам на собеседование. Восемь лет в фарме, последние три года в «Хельвемеде», в соседнем отделе, и сто двадцать процентов плана. Но мы его не взяли, и, как видно, он этого не забыл.</w:t>
+      </w:r>
+    </w:p>
+    <w:p>
+      <w:pPr>
+        <w:pStyle w:val="BodyText"/>
+      </w:pPr>
+      <w:r>
+        <w:t xml:space="preserve">OLGA: А почему мы его не взяли? Я не помню деталей.</w:t>
+      </w:r>
+    </w:p>
+    <w:p>
+      <w:pPr>
+        <w:pStyle w:val="BodyText"/>
+      </w:pPr>
+      <w:r>
+        <w:t xml:space="preserve">ALEKSEY: Он предлагал врачам Сочи и Дубай, ужины и поездки через маркетинговый бюджет. Я сказал, что такого бюджета у нас не будет никогда. Тогда он ушёл и сказал на прощание: «Удачи. Она вам понадобится».</w:t>
+      </w:r>
+    </w:p>
+    <w:p>
+      <w:pPr>
+        <w:pStyle w:val="BodyText"/>
+      </w:pPr>
+      <w:r>
+        <w:t xml:space="preserve">IRINA: «Удачи»… Значит, Артур с карты Сафиной — это он. Не просто имя на карте, а живой человек.</w:t>
+      </w:r>
+    </w:p>
+    <w:p>
+      <w:pPr>
+        <w:pStyle w:val="BodyText"/>
+      </w:pPr>
+      <w:r>
+        <w:t xml:space="preserve">OLGA: Человек, который знает, как вы работаете, и знает ваших врачей по именам. Он знает даже то, где клиники выбрасывают ваши пустые коробки. Это хуже любого конкурента, даже хуже Волкова, потому что Волков хотя бы играет открыто.</w:t>
+      </w:r>
+    </w:p>
+    <w:p>
+      <w:pPr>
+        <w:pStyle w:val="BodyText"/>
+      </w:pPr>
+      <w:r>
+        <w:t xml:space="preserve">ALEKSEY: Он знает и Корнилову, потому что три года назад продавал ей «Хельвемед». Она его выгнала.</w:t>
+      </w:r>
+    </w:p>
+    <w:p>
+      <w:pPr>
+        <w:pStyle w:val="BodyText"/>
+      </w:pPr>
+      <w:r>
+        <w:t xml:space="preserve">DOYUN: Президент говорит: значит, это не рынок, а человек, который обиделся.</w:t>
+      </w:r>
+    </w:p>
+    <w:p>
+      <w:pPr>
+        <w:pStyle w:val="BodyText"/>
+      </w:pPr>
+      <w:r>
+        <w:t xml:space="preserve">ALEKSEY: Тогда он был просто обижен, а теперь его обида нашла себе бизнес.</w:t>
+      </w:r>
+    </w:p>
+    <w:p>
+      <w:pPr>
+        <w:pStyle w:val="BodyText"/>
+      </w:pPr>
+      <w:r>
+        <w:t xml:space="preserve">DOYUN: Он спрашивает, что вы будете делать с этим именем.</w:t>
+      </w:r>
+    </w:p>
+    <w:p>
+      <w:pPr>
+        <w:pStyle w:val="BodyText"/>
+      </w:pPr>
+      <w:r>
+        <w:t xml:space="preserve">ALEKSEY: Пока ничего громкого. Сначала поговорим с юристом, а потом примем решение.</w:t>
       </w:r>
     </w:p>
     <w:p>
@@ -1892,55 +1892,55 @@
         <w:pStyle w:val="BodyText"/>
       </w:pPr>
       <w:r>
-        <w:t xml:space="preserve">IRINA: Но у нас теперь есть цепочка. Польша — Алматы — фура — Артур — Кристина — сто мастеров.</w:t>
-      </w:r>
-    </w:p>
-    <w:p>
-      <w:pPr>
-        <w:pStyle w:val="BodyText"/>
-      </w:pPr>
-      <w:r>
-        <w:t xml:space="preserve">DOYUN: Госпожа Чон говорит: и поддельные «В» и «Г». Откуда они? Это тоже Артур?</w:t>
-      </w:r>
-    </w:p>
-    <w:p>
-      <w:pPr>
-        <w:pStyle w:val="BodyText"/>
-      </w:pPr>
-      <w:r>
-        <w:t xml:space="preserve">IRINA: Не знаем. Возможно, он продаёт и то, и другое. Настоящее — чтобы верили. Поддельное — чтобы зарабатывать.</w:t>
-      </w:r>
-    </w:p>
-    <w:p>
-      <w:pPr>
-        <w:pStyle w:val="BodyText"/>
-      </w:pPr>
-      <w:r>
-        <w:t xml:space="preserve">OLGA: Классика. Сначала честный товар. Потом под его именем — что угодно.</w:t>
-      </w:r>
-    </w:p>
-    <w:p>
-      <w:pPr>
-        <w:pStyle w:val="BodyText"/>
-      </w:pPr>
-      <w:r>
-        <w:t xml:space="preserve">ZAYTSEV: Простите, я подключился. Ирина Сергеевна прислала договор. Коротко про право.</w:t>
-      </w:r>
-    </w:p>
-    <w:p>
-      <w:pPr>
-        <w:pStyle w:val="BodyText"/>
-      </w:pPr>
-      <w:r>
-        <w:t xml:space="preserve">ALEKSEY: Слушаем, Артём.</w:t>
-      </w:r>
-    </w:p>
-    <w:p>
-      <w:pPr>
-        <w:pStyle w:val="BodyText"/>
-      </w:pPr>
-      <w:r>
-        <w:t xml:space="preserve">ZAYTSEV: В России параллельный импорт разрешён для многих товаров. Но медицинское изделие без декларации и без таможни — это не параллельный импорт. Это контрабанда. Подделка с вашим номером — отдельная статья.</w:t>
+        <w:t xml:space="preserve">IRINA: Но у нас теперь есть цепочка: Польша, Алматы, фура, Артур, Кристина и сто мастеров.</w:t>
+      </w:r>
+    </w:p>
+    <w:p>
+      <w:pPr>
+        <w:pStyle w:val="BodyText"/>
+      </w:pPr>
+      <w:r>
+        <w:t xml:space="preserve">DOYUN: Госпожа Чон спрашивает про поддельные «В» и «Г». Откуда они? Это тоже Артур?</w:t>
+      </w:r>
+    </w:p>
+    <w:p>
+      <w:pPr>
+        <w:pStyle w:val="BodyText"/>
+      </w:pPr>
+      <w:r>
+        <w:t xml:space="preserve">IRINA: Мы не знаем. Возможно, он продаёт и то, и другое: настоящее — чтобы верили, а поддельное — чтобы зарабатывать.</w:t>
+      </w:r>
+    </w:p>
+    <w:p>
+      <w:pPr>
+        <w:pStyle w:val="BodyText"/>
+      </w:pPr>
+      <w:r>
+        <w:t xml:space="preserve">OLGA: Это классика: сначала продают честный товар, а потом под его именем что угодно.</w:t>
+      </w:r>
+    </w:p>
+    <w:p>
+      <w:pPr>
+        <w:pStyle w:val="BodyText"/>
+      </w:pPr>
+      <w:r>
+        <w:t xml:space="preserve">ZAYTSEV: Простите, я только подключился. Ирина Сергеевна прислала мне договор, так что коротко про право.</w:t>
+      </w:r>
+    </w:p>
+    <w:p>
+      <w:pPr>
+        <w:pStyle w:val="BodyText"/>
+      </w:pPr>
+      <w:r>
+        <w:t xml:space="preserve">ALEKSEY: Слушаем вас, Артём.</w:t>
+      </w:r>
+    </w:p>
+    <w:p>
+      <w:pPr>
+        <w:pStyle w:val="BodyText"/>
+      </w:pPr>
+      <w:r>
+        <w:t xml:space="preserve">ZAYTSEV: В России параллельный импорт разрешён для многих товаров. Но медицинское изделие без декларации и без таможни — это уже не параллельный импорт, а контрабанда. А подделка с вашим номером — это отдельная статья, и её мы тоже будем разбирать отдельно.</w:t>
       </w:r>
     </w:p>
     <w:bookmarkEnd w:id="24"/>
@@ -1958,47 +1958,47 @@
         <w:pStyle w:val="FirstParagraph"/>
       </w:pPr>
       <w:r>
-        <w:t xml:space="preserve">DOYUN: Президент хочет сказать последнее. Не про Томаша.</w:t>
-      </w:r>
-    </w:p>
-    <w:p>
-      <w:pPr>
-        <w:pStyle w:val="BodyText"/>
-      </w:pPr>
-      <w:r>
-        <w:t xml:space="preserve">ALEKSEY: Слушаем.</w:t>
-      </w:r>
-    </w:p>
-    <w:p>
-      <w:pPr>
-        <w:pStyle w:val="BodyText"/>
-      </w:pPr>
-      <w:r>
-        <w:t xml:space="preserve">DOYUN: Он говорит: с марта у всех партнёров новый пункт. Перепродажа — только в своей стране.</w:t>
-      </w:r>
-    </w:p>
-    <w:p>
-      <w:pPr>
-        <w:pStyle w:val="BodyText"/>
-      </w:pPr>
-      <w:r>
-        <w:t xml:space="preserve">OLGA: Это хорошо. Но пункт не видно на шприце.</w:t>
-      </w:r>
-    </w:p>
-    <w:p>
-      <w:pPr>
-        <w:pStyle w:val="BodyText"/>
-      </w:pPr>
-      <w:r>
-        <w:t xml:space="preserve">SOHEE: Поэтому — номер. С марта первые две цифры номера — страна. Россия, Польша, Корея.</w:t>
-      </w:r>
-    </w:p>
-    <w:p>
-      <w:pPr>
-        <w:pStyle w:val="BodyText"/>
-      </w:pPr>
-      <w:r>
-        <w:t xml:space="preserve">DOYUN: Госпожа Чон говорит: номер будет говорить, куда он ехал. Даже если его выбросили в мусор.</w:t>
+        <w:t xml:space="preserve">DOYUN: Президент хочет сказать последнее, и это уже не про Томаша.</w:t>
+      </w:r>
+    </w:p>
+    <w:p>
+      <w:pPr>
+        <w:pStyle w:val="BodyText"/>
+      </w:pPr>
+      <w:r>
+        <w:t xml:space="preserve">ALEKSEY: Конечно, мы слушаем.</w:t>
+      </w:r>
+    </w:p>
+    <w:p>
+      <w:pPr>
+        <w:pStyle w:val="BodyText"/>
+      </w:pPr>
+      <w:r>
+        <w:t xml:space="preserve">DOYUN: Он говорит, что с марта у всех партнёров будет новый пункт: «Перепродажа — только в своей стране».</w:t>
+      </w:r>
+    </w:p>
+    <w:p>
+      <w:pPr>
+        <w:pStyle w:val="BodyText"/>
+      </w:pPr>
+      <w:r>
+        <w:t xml:space="preserve">OLGA: Это хорошо. Но пункт договора, к сожалению, не видно на шприце.</w:t>
+      </w:r>
+    </w:p>
+    <w:p>
+      <w:pPr>
+        <w:pStyle w:val="BodyText"/>
+      </w:pPr>
+      <w:r>
+        <w:t xml:space="preserve">SOHEE: Поэтому будет номер. С марта первые две цифры номера — это страна: Россия, Польша, Корея.</w:t>
+      </w:r>
+    </w:p>
+    <w:p>
+      <w:pPr>
+        <w:pStyle w:val="BodyText"/>
+      </w:pPr>
+      <w:r>
+        <w:t xml:space="preserve">DOYUN: Госпожа Чон говорит, что номер будет рассказывать, куда он ехал, даже если коробку выбросили в мусор.</w:t>
       </w:r>
     </w:p>
     <w:p>
@@ -2014,63 +2014,63 @@
         <w:pStyle w:val="BodyText"/>
       </w:pPr>
       <w:r>
-        <w:t xml:space="preserve">ALEKSEY: Господин президент, это стоит денег. Новые этикетки, новая система.</w:t>
-      </w:r>
-    </w:p>
-    <w:p>
-      <w:pPr>
-        <w:pStyle w:val="BodyText"/>
-      </w:pPr>
-      <w:r>
-        <w:t xml:space="preserve">DOYUN: Он говорит: стыд стоит дороже. Он сказал это двадцать лет назад своему первому инвестору, когда тот спросил про цену чистого пола. Сегодня повторяет вам слово в слово.</w:t>
-      </w:r>
-    </w:p>
-    <w:p>
-      <w:pPr>
-        <w:pStyle w:val="BodyText"/>
-      </w:pPr>
-      <w:r>
-        <w:t xml:space="preserve">ALEKSEY: Спасибо. Мы не просили.</w:t>
-      </w:r>
-    </w:p>
-    <w:p>
-      <w:pPr>
-        <w:pStyle w:val="BodyText"/>
-      </w:pPr>
-      <w:r>
-        <w:t xml:space="preserve">DOYUN: Он говорит: поэтому и дал. До свидания, Москва.</w:t>
-      </w:r>
-    </w:p>
-    <w:p>
-      <w:pPr>
-        <w:pStyle w:val="BodyText"/>
-      </w:pPr>
-      <w:r>
-        <w:t xml:space="preserve">IRINA: Экран погас. Алексей, вы в порядке?</w:t>
-      </w:r>
-    </w:p>
-    <w:p>
-      <w:pPr>
-        <w:pStyle w:val="BodyText"/>
-      </w:pPr>
-      <w:r>
-        <w:t xml:space="preserve">ALEKSEY: Год назад я сказал Бойко «мы вам напишем». Вежливо. И не написал.</w:t>
-      </w:r>
-    </w:p>
-    <w:p>
-      <w:pPr>
-        <w:pStyle w:val="BodyText"/>
-      </w:pPr>
-      <w:r>
-        <w:t xml:space="preserve">OLGA: Вы бы написали «нет» — он бы всё равно обиделся. Вы не виноваты в его выборе.</w:t>
-      </w:r>
-    </w:p>
-    <w:p>
-      <w:pPr>
-        <w:pStyle w:val="BodyText"/>
-      </w:pPr>
-      <w:r>
-        <w:t xml:space="preserve">ALEKSEY: Не виноват. Но теперь это наша общая история. Завтра в девять — Зайцев.</w:t>
+        <w:t xml:space="preserve">ALEKSEY: Господин президент, но ведь это стоит больших денег: новые этикетки, новая система.</w:t>
+      </w:r>
+    </w:p>
+    <w:p>
+      <w:pPr>
+        <w:pStyle w:val="BodyText"/>
+      </w:pPr>
+      <w:r>
+        <w:t xml:space="preserve">DOYUN: Он говорит, что стыд стоит дороже. Он сказал это двадцать лет назад своему первому инвестору, когда тот спросил про цену чистого пола, и сегодня он повторяет вам это слово в слово.</w:t>
+      </w:r>
+    </w:p>
+    <w:p>
+      <w:pPr>
+        <w:pStyle w:val="BodyText"/>
+      </w:pPr>
+      <w:r>
+        <w:t xml:space="preserve">ALEKSEY: Спасибо вам. Мы ведь об этом не просили.</w:t>
+      </w:r>
+    </w:p>
+    <w:p>
+      <w:pPr>
+        <w:pStyle w:val="BodyText"/>
+      </w:pPr>
+      <w:r>
+        <w:t xml:space="preserve">DOYUN: Он говорит, что именно поэтому и дал. До свидания, Москва.</w:t>
+      </w:r>
+    </w:p>
+    <w:p>
+      <w:pPr>
+        <w:pStyle w:val="BodyText"/>
+      </w:pPr>
+      <w:r>
+        <w:t xml:space="preserve">IRINA: Экран погас. Алексей, с вами всё в порядке?</w:t>
+      </w:r>
+    </w:p>
+    <w:p>
+      <w:pPr>
+        <w:pStyle w:val="BodyText"/>
+      </w:pPr>
+      <w:r>
+        <w:t xml:space="preserve">ALEKSEY: Год назад я вежливо сказал Бойко: «Мы вам напишем». И так и не написал.</w:t>
+      </w:r>
+    </w:p>
+    <w:p>
+      <w:pPr>
+        <w:pStyle w:val="BodyText"/>
+      </w:pPr>
+      <w:r>
+        <w:t xml:space="preserve">OLGA: Если бы вы написали «нет», он бы всё равно обиделся. Вы не виноваты в его выборе.</w:t>
+      </w:r>
+    </w:p>
+    <w:p>
+      <w:pPr>
+        <w:pStyle w:val="BodyText"/>
+      </w:pPr>
+      <w:r>
+        <w:t xml:space="preserve">ALEKSEY: Не виноват, но теперь это наша общая история. Завтра в девять встречаемся с Зайцевым.</w:t>
       </w:r>
     </w:p>
     <w:p>
@@ -3322,10 +3322,350 @@
         <w:t xml:space="preserve">“</w:t>
       </w:r>
       <w:r>
-        <w:t xml:space="preserve">Это не подарок. Это ответственность производителя. Откажетесь — и вы скажете, что производитель ни при чём. А он при чём. Его имя на каждой коробке, даже на поддельной.</w:t>
+        <w:t xml:space="preserve">Это не подарок. Это ответственность производителя. Если откажетесь, то вы тем самым скажете, что производитель ни при чём. А он при чём, ведь его имя стоит на каждой коробке, даже на поддельной.</w:t>
       </w:r>
       <w:r>
         <w:t xml:space="preserve">”</w:t>
+      </w:r>
+    </w:p>
+    <w:tbl>
+      <w:tblPr>
+        <w:tblStyle w:val="Table"/>
+        <w:tblW w:type="pct" w:w="5000"/>
+        <w:tblLook w:firstRow="1" w:lastRow="0" w:firstColumn="0" w:lastColumn="0" w:noHBand="0" w:noVBand="0" w:val="0020"/>
+        <w:jc w:val="start"/>
+      </w:tblPr>
+      <w:tblGrid>
+        <w:gridCol w:w="2640"/>
+        <w:gridCol w:w="2640"/>
+        <w:gridCol w:w="2640"/>
+      </w:tblGrid>
+      <w:tr>
+        <w:trPr>
+          <w:tblHeader w:val="true"/>
+        </w:trPr>
+        <w:tc>
+          <w:tcPr/>
+          <w:p>
+            <w:pPr>
+              <w:pStyle w:val="Compact"/>
+              <w:jc w:val="left"/>
+            </w:pPr>
+            <w:r>
+              <w:t xml:space="preserve">구조</w:t>
+            </w:r>
+          </w:p>
+        </w:tc>
+        <w:tc>
+          <w:tcPr/>
+          <w:p>
+            <w:pPr>
+              <w:pStyle w:val="Compact"/>
+              <w:jc w:val="left"/>
+            </w:pPr>
+            <w:r>
+              <w:t xml:space="preserve">러시아어</w:t>
+            </w:r>
+          </w:p>
+        </w:tc>
+        <w:tc>
+          <w:tcPr/>
+          <w:p>
+            <w:pPr>
+              <w:pStyle w:val="Compact"/>
+              <w:jc w:val="left"/>
+            </w:pPr>
+            <w:r>
+              <w:t xml:space="preserve">기능</w:t>
+            </w:r>
+          </w:p>
+        </w:tc>
+      </w:tr>
+      <w:tr>
+        <w:tc>
+          <w:tcPr/>
+          <w:p>
+            <w:pPr>
+              <w:pStyle w:val="Compact"/>
+              <w:jc w:val="left"/>
+            </w:pPr>
+            <w:r>
+              <w:t xml:space="preserve">① 재정의</w:t>
+            </w:r>
+          </w:p>
+        </w:tc>
+        <w:tc>
+          <w:tcPr/>
+          <w:p>
+            <w:pPr>
+              <w:pStyle w:val="Compact"/>
+              <w:jc w:val="left"/>
+            </w:pPr>
+            <w:r>
+              <w:t xml:space="preserve">Это не подарок. Это ответственность…</w:t>
+            </w:r>
+          </w:p>
+        </w:tc>
+        <w:tc>
+          <w:tcPr/>
+          <w:p>
+            <w:pPr>
+              <w:pStyle w:val="Compact"/>
+              <w:jc w:val="left"/>
+            </w:pPr>
+            <w:r>
+              <w:t xml:space="preserve">не X. Это Y.</w:t>
+            </w:r>
+          </w:p>
+        </w:tc>
+      </w:tr>
+      <w:tr>
+        <w:tc>
+          <w:tcPr/>
+          <w:p>
+            <w:pPr>
+              <w:pStyle w:val="Compact"/>
+              <w:jc w:val="left"/>
+            </w:pPr>
+            <w:r>
+              <w:t xml:space="preserve">② 결과 경고</w:t>
+            </w:r>
+          </w:p>
+        </w:tc>
+        <w:tc>
+          <w:tcPr/>
+          <w:p>
+            <w:pPr>
+              <w:pStyle w:val="Compact"/>
+              <w:jc w:val="left"/>
+            </w:pPr>
+            <w:r>
+              <w:t xml:space="preserve">Если откажетесь, то вы тем самым скажете, что…</w:t>
+            </w:r>
+          </w:p>
+        </w:tc>
+        <w:tc>
+          <w:tcPr/>
+          <w:p>
+            <w:pPr>
+              <w:pStyle w:val="Compact"/>
+              <w:jc w:val="left"/>
+            </w:pPr>
+            <w:r>
+              <w:t xml:space="preserve">если…, то… + тем самым(그로써)</w:t>
+            </w:r>
+          </w:p>
+        </w:tc>
+      </w:tr>
+      <w:tr>
+        <w:tc>
+          <w:tcPr/>
+          <w:p>
+            <w:pPr>
+              <w:pStyle w:val="Compact"/>
+              <w:jc w:val="left"/>
+            </w:pPr>
+            <w:r>
+              <w:t xml:space="preserve">③ 관용구</w:t>
+            </w:r>
+          </w:p>
+        </w:tc>
+        <w:tc>
+          <w:tcPr/>
+          <w:p>
+            <w:pPr>
+              <w:pStyle w:val="Compact"/>
+              <w:jc w:val="left"/>
+            </w:pPr>
+            <w:r>
+              <w:t xml:space="preserve">ни при чём / при чём</w:t>
+            </w:r>
+          </w:p>
+        </w:tc>
+        <w:tc>
+          <w:tcPr/>
+          <w:p>
+            <w:pPr>
+              <w:pStyle w:val="Compact"/>
+              <w:jc w:val="left"/>
+            </w:pPr>
+            <w:r>
+              <w:t xml:space="preserve">상관없다 / 상관있다</w:t>
+            </w:r>
+          </w:p>
+        </w:tc>
+      </w:tr>
+      <w:tr>
+        <w:tc>
+          <w:tcPr/>
+          <w:p>
+            <w:pPr>
+              <w:pStyle w:val="Compact"/>
+              <w:jc w:val="left"/>
+            </w:pPr>
+            <w:r>
+              <w:t xml:space="preserve">④ 근거</w:t>
+            </w:r>
+          </w:p>
+        </w:tc>
+        <w:tc>
+          <w:tcPr/>
+          <w:p>
+            <w:pPr>
+              <w:pStyle w:val="Compact"/>
+              <w:jc w:val="left"/>
+            </w:pPr>
+            <w:r>
+              <w:t xml:space="preserve">…ведь его имя стоит на каждой коробке…</w:t>
+            </w:r>
+          </w:p>
+        </w:tc>
+        <w:tc>
+          <w:tcPr/>
+          <w:p>
+            <w:pPr>
+              <w:pStyle w:val="Compact"/>
+              <w:jc w:val="left"/>
+            </w:pPr>
+            <w:r>
+              <w:t xml:space="preserve">ведь(알다시피) + 근거</w:t>
+            </w:r>
+          </w:p>
+        </w:tc>
+      </w:tr>
+      <w:tr>
+        <w:tc>
+          <w:tcPr/>
+          <w:p>
+            <w:pPr>
+              <w:pStyle w:val="Compact"/>
+              <w:jc w:val="left"/>
+            </w:pPr>
+            <w:r>
+              <w:t xml:space="preserve">⑤ 강조</w:t>
+            </w:r>
+          </w:p>
+        </w:tc>
+        <w:tc>
+          <w:tcPr/>
+          <w:p>
+            <w:pPr>
+              <w:pStyle w:val="Compact"/>
+              <w:jc w:val="left"/>
+            </w:pPr>
+            <w:r>
+              <w:t xml:space="preserve">…даже на поддельной.</w:t>
+            </w:r>
+          </w:p>
+        </w:tc>
+        <w:tc>
+          <w:tcPr/>
+          <w:p>
+            <w:pPr>
+              <w:pStyle w:val="Compact"/>
+              <w:jc w:val="left"/>
+            </w:pPr>
+            <w:r>
+              <w:t xml:space="preserve">даже + 형용사(명사 생략)</w:t>
+            </w:r>
+          </w:p>
+        </w:tc>
+      </w:tr>
+    </w:tbl>
+    <w:p>
+      <w:pPr>
+        <w:pStyle w:val="BodyText"/>
+      </w:pPr>
+      <w:r>
+        <w:rPr>
+          <w:bCs/>
+          <w:b/>
+        </w:rPr>
+        <w:t xml:space="preserve">활용 패턴:</w:t>
+      </w:r>
+      <w:r>
+        <w:t xml:space="preserve"> </w:t>
+      </w:r>
+      <w:r>
+        <w:t xml:space="preserve">“</w:t>
+      </w:r>
+      <w:r>
+        <w:t xml:space="preserve">Это не… Это… Если откажетесь, то вы тем самым скажете, что… А…, ведь… на каждой…, даже на…</w:t>
+      </w:r>
+      <w:r>
+        <w:t xml:space="preserve">”</w:t>
+      </w:r>
+      <w:r>
+        <w:t xml:space="preserve"> </w:t>
+      </w:r>
+      <w:r>
+        <w:rPr>
+          <w:bCs/>
+          <w:b/>
+        </w:rPr>
+        <w:t xml:space="preserve">연결 표현:</w:t>
+      </w:r>
+      <w:r>
+        <w:t xml:space="preserve"> </w:t>
+      </w:r>
+      <w:r>
+        <w:t xml:space="preserve">не… это · если…, то · тем самым · ведь · даже</w:t>
+      </w:r>
+      <w:r>
+        <w:t xml:space="preserve"> </w:t>
+      </w:r>
+      <w:r>
+        <w:rPr>
+          <w:bCs/>
+          <w:b/>
+        </w:rPr>
+        <w:t xml:space="preserve">연습:</w:t>
+      </w:r>
+      <w:r>
+        <w:t xml:space="preserve"> </w:t>
+      </w:r>
+      <w:r>
+        <w:t xml:space="preserve">상대의 보상 제안을</w:t>
+      </w:r>
+      <w:r>
+        <w:t xml:space="preserve"> </w:t>
+      </w:r>
+      <w:r>
+        <w:t xml:space="preserve">“</w:t>
+      </w:r>
+      <w:r>
+        <w:t xml:space="preserve">선물</w:t>
+      </w:r>
+      <w:r>
+        <w:t xml:space="preserve">”</w:t>
+      </w:r>
+      <w:r>
+        <w:t xml:space="preserve">이 아니라</w:t>
+      </w:r>
+      <w:r>
+        <w:t xml:space="preserve"> </w:t>
+      </w:r>
+      <w:r>
+        <w:t xml:space="preserve">“</w:t>
+      </w:r>
+      <w:r>
+        <w:t xml:space="preserve">책임</w:t>
+      </w:r>
+      <w:r>
+        <w:t xml:space="preserve">”</w:t>
+      </w:r>
+      <w:r>
+        <w:t xml:space="preserve">으로 받아들이자고 동료를 설득하는 30~50단어 발화 만들기.</w:t>
+      </w:r>
+    </w:p>
+    <w:bookmarkEnd w:id="30"/>
+    <w:bookmarkStart w:id="31" w:name="문법강세-노트"/>
+    <w:p>
+      <w:pPr>
+        <w:pStyle w:val="Heading3"/>
+      </w:pPr>
+      <w:r>
+        <w:t xml:space="preserve">⑤ 문법·강세 노트</w:t>
       </w:r>
     </w:p>
     <w:tbl>
@@ -3352,346 +3692,6 @@
               <w:jc w:val="left"/>
             </w:pPr>
             <w:r>
-              <w:t xml:space="preserve">구조</w:t>
-            </w:r>
-          </w:p>
-        </w:tc>
-        <w:tc>
-          <w:tcPr/>
-          <w:p>
-            <w:pPr>
-              <w:pStyle w:val="Compact"/>
-              <w:jc w:val="left"/>
-            </w:pPr>
-            <w:r>
-              <w:t xml:space="preserve">러시아어</w:t>
-            </w:r>
-          </w:p>
-        </w:tc>
-        <w:tc>
-          <w:tcPr/>
-          <w:p>
-            <w:pPr>
-              <w:pStyle w:val="Compact"/>
-              <w:jc w:val="left"/>
-            </w:pPr>
-            <w:r>
-              <w:t xml:space="preserve">기능</w:t>
-            </w:r>
-          </w:p>
-        </w:tc>
-      </w:tr>
-      <w:tr>
-        <w:tc>
-          <w:tcPr/>
-          <w:p>
-            <w:pPr>
-              <w:pStyle w:val="Compact"/>
-              <w:jc w:val="left"/>
-            </w:pPr>
-            <w:r>
-              <w:t xml:space="preserve">① 재정의</w:t>
-            </w:r>
-          </w:p>
-        </w:tc>
-        <w:tc>
-          <w:tcPr/>
-          <w:p>
-            <w:pPr>
-              <w:pStyle w:val="Compact"/>
-              <w:jc w:val="left"/>
-            </w:pPr>
-            <w:r>
-              <w:t xml:space="preserve">Это не подарок. Это ответственность…</w:t>
-            </w:r>
-          </w:p>
-        </w:tc>
-        <w:tc>
-          <w:tcPr/>
-          <w:p>
-            <w:pPr>
-              <w:pStyle w:val="Compact"/>
-              <w:jc w:val="left"/>
-            </w:pPr>
-            <w:r>
-              <w:t xml:space="preserve">не X. Это Y.</w:t>
-            </w:r>
-          </w:p>
-        </w:tc>
-      </w:tr>
-      <w:tr>
-        <w:tc>
-          <w:tcPr/>
-          <w:p>
-            <w:pPr>
-              <w:pStyle w:val="Compact"/>
-              <w:jc w:val="left"/>
-            </w:pPr>
-            <w:r>
-              <w:t xml:space="preserve">② 결과 경고</w:t>
-            </w:r>
-          </w:p>
-        </w:tc>
-        <w:tc>
-          <w:tcPr/>
-          <w:p>
-            <w:pPr>
-              <w:pStyle w:val="Compact"/>
-              <w:jc w:val="left"/>
-            </w:pPr>
-            <w:r>
-              <w:t xml:space="preserve">Откажетесь — и вы скажете, что…</w:t>
-            </w:r>
-          </w:p>
-        </w:tc>
-        <w:tc>
-          <w:tcPr/>
-          <w:p>
-            <w:pPr>
-              <w:pStyle w:val="Compact"/>
-              <w:jc w:val="left"/>
-            </w:pPr>
-            <w:r>
-              <w:t xml:space="preserve">조건(대시) + 결과</w:t>
-            </w:r>
-          </w:p>
-        </w:tc>
-      </w:tr>
-      <w:tr>
-        <w:tc>
-          <w:tcPr/>
-          <w:p>
-            <w:pPr>
-              <w:pStyle w:val="Compact"/>
-              <w:jc w:val="left"/>
-            </w:pPr>
-            <w:r>
-              <w:t xml:space="preserve">③ 관용구</w:t>
-            </w:r>
-          </w:p>
-        </w:tc>
-        <w:tc>
-          <w:tcPr/>
-          <w:p>
-            <w:pPr>
-              <w:pStyle w:val="Compact"/>
-              <w:jc w:val="left"/>
-            </w:pPr>
-            <w:r>
-              <w:t xml:space="preserve">ни при чём / при чём</w:t>
-            </w:r>
-          </w:p>
-        </w:tc>
-        <w:tc>
-          <w:tcPr/>
-          <w:p>
-            <w:pPr>
-              <w:pStyle w:val="Compact"/>
-              <w:jc w:val="left"/>
-            </w:pPr>
-            <w:r>
-              <w:t xml:space="preserve">상관없다 / 상관있다</w:t>
-            </w:r>
-          </w:p>
-        </w:tc>
-      </w:tr>
-      <w:tr>
-        <w:tc>
-          <w:tcPr/>
-          <w:p>
-            <w:pPr>
-              <w:pStyle w:val="Compact"/>
-              <w:jc w:val="left"/>
-            </w:pPr>
-            <w:r>
-              <w:t xml:space="preserve">④ 근거</w:t>
-            </w:r>
-          </w:p>
-        </w:tc>
-        <w:tc>
-          <w:tcPr/>
-          <w:p>
-            <w:pPr>
-              <w:pStyle w:val="Compact"/>
-              <w:jc w:val="left"/>
-            </w:pPr>
-            <w:r>
-              <w:t xml:space="preserve">Его имя на каждой коробке…</w:t>
-            </w:r>
-          </w:p>
-        </w:tc>
-        <w:tc>
-          <w:tcPr/>
-          <w:p>
-            <w:pPr>
-              <w:pStyle w:val="Compact"/>
-              <w:jc w:val="left"/>
-            </w:pPr>
-            <w:r>
-              <w:t xml:space="preserve">생략 문장(есть 생략)</w:t>
-            </w:r>
-          </w:p>
-        </w:tc>
-      </w:tr>
-      <w:tr>
-        <w:tc>
-          <w:tcPr/>
-          <w:p>
-            <w:pPr>
-              <w:pStyle w:val="Compact"/>
-              <w:jc w:val="left"/>
-            </w:pPr>
-            <w:r>
-              <w:t xml:space="preserve">⑤ 강조</w:t>
-            </w:r>
-          </w:p>
-        </w:tc>
-        <w:tc>
-          <w:tcPr/>
-          <w:p>
-            <w:pPr>
-              <w:pStyle w:val="Compact"/>
-              <w:jc w:val="left"/>
-            </w:pPr>
-            <w:r>
-              <w:t xml:space="preserve">…даже на поддельной.</w:t>
-            </w:r>
-          </w:p>
-        </w:tc>
-        <w:tc>
-          <w:tcPr/>
-          <w:p>
-            <w:pPr>
-              <w:pStyle w:val="Compact"/>
-              <w:jc w:val="left"/>
-            </w:pPr>
-            <w:r>
-              <w:t xml:space="preserve">даже + 형용사(명사 생략)</w:t>
-            </w:r>
-          </w:p>
-        </w:tc>
-      </w:tr>
-    </w:tbl>
-    <w:p>
-      <w:pPr>
-        <w:pStyle w:val="BodyText"/>
-      </w:pPr>
-      <w:r>
-        <w:rPr>
-          <w:bCs/>
-          <w:b/>
-        </w:rPr>
-        <w:t xml:space="preserve">활용 패턴:</w:t>
-      </w:r>
-      <w:r>
-        <w:t xml:space="preserve"> </w:t>
-      </w:r>
-      <w:r>
-        <w:t xml:space="preserve">“</w:t>
-      </w:r>
-      <w:r>
-        <w:t xml:space="preserve">Это не… Это… Откажетесь — и вы скажете, что… А… Его… на каждой…, даже на…</w:t>
-      </w:r>
-      <w:r>
-        <w:t xml:space="preserve">”</w:t>
-      </w:r>
-      <w:r>
-        <w:t xml:space="preserve"> </w:t>
-      </w:r>
-      <w:r>
-        <w:rPr>
-          <w:bCs/>
-          <w:b/>
-        </w:rPr>
-        <w:t xml:space="preserve">연결 표현:</w:t>
-      </w:r>
-      <w:r>
-        <w:t xml:space="preserve"> </w:t>
-      </w:r>
-      <w:r>
-        <w:t xml:space="preserve">не… это · и · даже</w:t>
-      </w:r>
-      <w:r>
-        <w:t xml:space="preserve"> </w:t>
-      </w:r>
-      <w:r>
-        <w:rPr>
-          <w:bCs/>
-          <w:b/>
-        </w:rPr>
-        <w:t xml:space="preserve">연습:</w:t>
-      </w:r>
-      <w:r>
-        <w:t xml:space="preserve"> </w:t>
-      </w:r>
-      <w:r>
-        <w:t xml:space="preserve">상대의 보상 제안을</w:t>
-      </w:r>
-      <w:r>
-        <w:t xml:space="preserve"> </w:t>
-      </w:r>
-      <w:r>
-        <w:t xml:space="preserve">“</w:t>
-      </w:r>
-      <w:r>
-        <w:t xml:space="preserve">선물</w:t>
-      </w:r>
-      <w:r>
-        <w:t xml:space="preserve">”</w:t>
-      </w:r>
-      <w:r>
-        <w:t xml:space="preserve">이 아니라</w:t>
-      </w:r>
-      <w:r>
-        <w:t xml:space="preserve"> </w:t>
-      </w:r>
-      <w:r>
-        <w:t xml:space="preserve">“</w:t>
-      </w:r>
-      <w:r>
-        <w:t xml:space="preserve">책임</w:t>
-      </w:r>
-      <w:r>
-        <w:t xml:space="preserve">”</w:t>
-      </w:r>
-      <w:r>
-        <w:t xml:space="preserve">으로 받아들이자고 동료를 설득하는 25~30단어 문장 만들기.</w:t>
-      </w:r>
-    </w:p>
-    <w:bookmarkEnd w:id="30"/>
-    <w:bookmarkStart w:id="31" w:name="문법강세-노트"/>
-    <w:p>
-      <w:pPr>
-        <w:pStyle w:val="Heading3"/>
-      </w:pPr>
-      <w:r>
-        <w:t xml:space="preserve">⑤ 문법·강세 노트</w:t>
-      </w:r>
-    </w:p>
-    <w:tbl>
-      <w:tblPr>
-        <w:tblStyle w:val="Table"/>
-        <w:tblW w:type="auto" w:w="0"/>
-        <w:tblLook w:firstRow="1" w:lastRow="0" w:firstColumn="0" w:lastColumn="0" w:noHBand="0" w:noVBand="0" w:val="0020"/>
-        <w:jc w:val="start"/>
-      </w:tblPr>
-      <w:tblGrid>
-        <w:gridCol w:w="2640"/>
-        <w:gridCol w:w="2640"/>
-        <w:gridCol w:w="2640"/>
-      </w:tblGrid>
-      <w:tr>
-        <w:trPr>
-          <w:tblHeader w:val="true"/>
-        </w:trPr>
-        <w:tc>
-          <w:tcPr/>
-          <w:p>
-            <w:pPr>
-              <w:pStyle w:val="Compact"/>
-              <w:jc w:val="left"/>
-            </w:pPr>
-            <w:r>
               <w:t xml:space="preserve">단어</w:t>
             </w:r>
           </w:p>
@@ -4054,95 +4054,95 @@
         <w:pStyle w:val="FirstParagraph"/>
       </w:pPr>
       <w:r>
-        <w:t xml:space="preserve">이리나: 한 장이에요. 1월의 사실들. 상자 네 개, 시험 성적서, 다리야의 밤, 상담선 비용.</w:t>
-      </w:r>
-    </w:p>
-    <w:p>
-      <w:pPr>
-        <w:pStyle w:val="BodyText"/>
-      </w:pPr>
-      <w:r>
-        <w:t xml:space="preserve">알렉세이: 1월 상담선 비용이 얼마였어요? 남의 케이스에?</w:t>
-      </w:r>
-    </w:p>
-    <w:p>
-      <w:pPr>
-        <w:pStyle w:val="BodyText"/>
-      </w:pPr>
-      <w:r>
-        <w:t xml:space="preserve">이리나: 18만 6천. 택시, 효소, 야간 교대, 택배.</w:t>
-      </w:r>
-    </w:p>
-    <w:p>
-      <w:pPr>
-        <w:pStyle w:val="BodyText"/>
-      </w:pPr>
-      <w:r>
-        <w:t xml:space="preserve">올가: 알렉세이, 규칙 하나. 처벌해 달라고 하지 마요. 사실을 달라고 해요.</w:t>
-      </w:r>
-    </w:p>
-    <w:p>
-      <w:pPr>
-        <w:pStyle w:val="BodyText"/>
-      </w:pPr>
-      <w:r>
-        <w:t xml:space="preserve">알렉세이: 처벌해 달라고 할 생각 없었어요.</w:t>
-      </w:r>
-    </w:p>
-    <w:p>
-      <w:pPr>
-        <w:pStyle w:val="BodyText"/>
-      </w:pPr>
-      <w:r>
-        <w:t xml:space="preserve">올가: 있었어요. 정의를 원하는 사람의 얼굴이에요. 협상에는 나쁜 얼굴이죠.</w:t>
-      </w:r>
-    </w:p>
-    <w:p>
-      <w:pPr>
-        <w:pStyle w:val="BodyText"/>
-      </w:pPr>
-      <w:r>
-        <w:t xml:space="preserve">알렉세이: 그럼 좋은 얼굴은요?</w:t>
-      </w:r>
-    </w:p>
-    <w:p>
-      <w:pPr>
-        <w:pStyle w:val="BodyText"/>
-      </w:pPr>
-      <w:r>
-        <w:t xml:space="preserve">올가: 이게 멈추길 원하는 사람의 얼굴. 다른 얼굴이에요.</w:t>
-      </w:r>
-    </w:p>
-    <w:p>
-      <w:pPr>
-        <w:pStyle w:val="BodyText"/>
-      </w:pPr>
-      <w:r>
-        <w:t xml:space="preserve">이리나: 9시 정각. 서울은 오후 3시. 연결해요.</w:t>
-      </w:r>
-    </w:p>
-    <w:p>
-      <w:pPr>
-        <w:pStyle w:val="BodyText"/>
-      </w:pPr>
-      <w:r>
-        <w:t xml:space="preserve">도윤: 좋은 아침이에요, 모스크바. 보여요? 들려요? 여긴 대표님, 정 팀장님, 그리고 회사 법무 담당이 있어요.</w:t>
-      </w:r>
-    </w:p>
-    <w:p>
-      <w:pPr>
-        <w:pStyle w:val="BodyText"/>
-      </w:pPr>
-      <w:r>
-        <w:t xml:space="preserve">알렉세이: 보이고, 들려요. 좋은 아침. 안녕하십니까, 대표님.</w:t>
-      </w:r>
-    </w:p>
-    <w:p>
-      <w:pPr>
-        <w:pStyle w:val="BodyText"/>
-      </w:pPr>
-      <w:r>
-        <w:t xml:space="preserve">도윤: 대표님이 안녕하시냐고 하세요. 직접 시작하시겠대요. 질문은 그다음에.</w:t>
+        <w:t xml:space="preserve">이리나: 1월 사실을 정리한 한 장이에요. 상자 네 개, 시험 성적서, 다리야의 밤, 그리고 상담선 비용.</w:t>
+      </w:r>
+    </w:p>
+    <w:p>
+      <w:pPr>
+        <w:pStyle w:val="BodyText"/>
+      </w:pPr>
+      <w:r>
+        <w:t xml:space="preserve">알렉세이: 1월에 상담선이 남의 케이스, 그러니까 우리 환자가 아닌 데 얼마나 썼어요?</w:t>
+      </w:r>
+    </w:p>
+    <w:p>
+      <w:pPr>
+        <w:pStyle w:val="BodyText"/>
+      </w:pPr>
+      <w:r>
+        <w:t xml:space="preserve">이리나: 18만 6천이요. 택시, 효소, 야간 교대, 택배가 들어 있어요.</w:t>
+      </w:r>
+    </w:p>
+    <w:p>
+      <w:pPr>
+        <w:pStyle w:val="BodyText"/>
+      </w:pPr>
+      <w:r>
+        <w:t xml:space="preserve">올가: 알렉세이, 이 통화에 규칙 하나만요. 처벌해 달라고 하지 마요. 사실을 달라고 해요.</w:t>
+      </w:r>
+    </w:p>
+    <w:p>
+      <w:pPr>
+        <w:pStyle w:val="BodyText"/>
+      </w:pPr>
+      <w:r>
+        <w:t xml:space="preserve">알렉세이: 누굴 처벌해 달라고 할 생각은 없었어요.</w:t>
+      </w:r>
+    </w:p>
+    <w:p>
+      <w:pPr>
+        <w:pStyle w:val="BodyText"/>
+      </w:pPr>
+      <w:r>
+        <w:t xml:space="preserve">올가: 있었어요. 정의를 원하는 사람의 얼굴이에요. 그건 협상에는 나쁜 얼굴이죠.</w:t>
+      </w:r>
+    </w:p>
+    <w:p>
+      <w:pPr>
+        <w:pStyle w:val="BodyText"/>
+      </w:pPr>
+      <w:r>
+        <w:t xml:space="preserve">알렉세이: 그럼 어떤 얼굴이 좋은 얼굴이에요?</w:t>
+      </w:r>
+    </w:p>
+    <w:p>
+      <w:pPr>
+        <w:pStyle w:val="BodyText"/>
+      </w:pPr>
+      <w:r>
+        <w:t xml:space="preserve">올가: 그냥 이게 멈추길 원하는 사람의 얼굴이요. 믿어요, 완전히 다른 얼굴이에요.</w:t>
+      </w:r>
+    </w:p>
+    <w:p>
+      <w:pPr>
+        <w:pStyle w:val="BodyText"/>
+      </w:pPr>
+      <w:r>
+        <w:t xml:space="preserve">이리나: 벌써 9시 정각, 서울은 지금 오후 3시예요. 연결해요.</w:t>
+      </w:r>
+    </w:p>
+    <w:p>
+      <w:pPr>
+        <w:pStyle w:val="BodyText"/>
+      </w:pPr>
+      <w:r>
+        <w:t xml:space="preserve">도윤: 좋은 아침이에요, 모스크바. 보이고 들려요? 여긴 대표님, 정 팀장님, 그리고 회사 법무 담당이 있어요.</w:t>
+      </w:r>
+    </w:p>
+    <w:p>
+      <w:pPr>
+        <w:pStyle w:val="BodyText"/>
+      </w:pPr>
+      <w:r>
+        <w:t xml:space="preserve">알렉세이: 잘 보이고 잘 들려요, 고마워요. 좋은 아침이에요. 안녕하십니까, 대표님.</w:t>
+      </w:r>
+    </w:p>
+    <w:p>
+      <w:pPr>
+        <w:pStyle w:val="BodyText"/>
+      </w:pPr>
+      <w:r>
+        <w:t xml:space="preserve">도윤: 대표님이 안녕하시냐고 하세요. 직접 시작하시겠대요, 질문은 그다음에요.</w:t>
       </w:r>
     </w:p>
     <w:p>
@@ -4158,15 +4158,15 @@
         <w:pStyle w:val="BodyText"/>
       </w:pPr>
       <w:r>
-        <w:t xml:space="preserve">도윤: 그 한 장은 — 나중에래요. 먼저 그쪽 종이에 없는 걸 말씀하시겠대요.</w:t>
-      </w:r>
-    </w:p>
-    <w:p>
-      <w:pPr>
-        <w:pStyle w:val="BodyText"/>
-      </w:pPr>
-      <w:r>
-        <w:t xml:space="preserve">올가: 이거 흥미롭네요. 듣죠.</w:t>
+        <w:t xml:space="preserve">도윤: 그 한 장은 나중에 보시겠대요. 먼저 그쪽 종이에 없는 걸 말씀하시겠대요.</w:t>
+      </w:r>
+    </w:p>
+    <w:p>
+      <w:pPr>
+        <w:pStyle w:val="BodyText"/>
+      </w:pPr>
+      <w:r>
+        <w:t xml:space="preserve">올가: 그거 정말 흥미롭네요. 잘 듣고 있어요.</w:t>
       </w:r>
     </w:p>
     <w:bookmarkEnd w:id="33"/>
@@ -4184,7 +4184,7 @@
         <w:pStyle w:val="FirstParagraph"/>
       </w:pPr>
       <w:r>
-        <w:t xml:space="preserve">도윤: 대표님 말씀: 먼저 고맙다. 12월에 아침이 아니라 밤 11시에 전화했다. 그걸 기억하신대요. 그렇게 하는 게 구매자가 아니라 파트너라고 하세요.</w:t>
+        <w:t xml:space="preserve">도윤: 대표님 말씀: 먼저 고맙다. 12월에 아침이 아니라 밤 11시에 전화했고, 그걸 지금도 잘 기억하신대요. 바로 그렇게 하는 게 그냥 구매자가 아니라 진짜 파트너라고 하세요.</w:t>
       </w:r>
     </w:p>
     <w:p>
@@ -4200,87 +4200,87 @@
         <w:pStyle w:val="BodyText"/>
       </w:pPr>
       <w:r>
-        <w:t xml:space="preserve">도윤: 대표님 말씀: 말은 많은 사람이 하지만, 따라 하는 사람은 드물다. 이제 사실. 로트 2311 — 주사기 4천 개. 하나도 빼놓지 않고 확인했어요.</w:t>
-      </w:r>
-    </w:p>
-    <w:p>
-      <w:pPr>
-        <w:pStyle w:val="BodyText"/>
-      </w:pPr>
-      <w:r>
-        <w:t xml:space="preserve">이리나: 어디로 갔어요? 4천 개 전부?</w:t>
-      </w:r>
-    </w:p>
-    <w:p>
-      <w:pPr>
-        <w:pStyle w:val="BodyText"/>
-      </w:pPr>
-      <w:r>
-        <w:t xml:space="preserve">도윤: 천 개 — 너희 거, 인천에서 컨테이너 대기 중. 천 개 — 중동. 2천 개 — 폴란드.</w:t>
-      </w:r>
-    </w:p>
-    <w:p>
-      <w:pPr>
-        <w:pStyle w:val="BodyText"/>
-      </w:pPr>
-      <w:r>
-        <w:t xml:space="preserve">올가: 폴란드. 폴란드엔 누가 있죠?</w:t>
-      </w:r>
-    </w:p>
-    <w:p>
-      <w:pPr>
-        <w:pStyle w:val="BodyText"/>
-      </w:pPr>
-      <w:r>
-        <w:t xml:space="preserve">도윤: 「에스텔리아」, 바르샤바. 8년 된 파트너예요. 대표님이 대표를 개인적으로 아세요. 토마시 코발스키.</w:t>
-      </w:r>
-    </w:p>
-    <w:p>
-      <w:pPr>
-        <w:pStyle w:val="BodyText"/>
-      </w:pPr>
-      <w:r>
-        <w:t xml:space="preserve">알렉세이: 8년. 오래네요.</w:t>
-      </w:r>
-    </w:p>
-    <w:p>
-      <w:pPr>
-        <w:pStyle w:val="BodyText"/>
-      </w:pPr>
-      <w:r>
-        <w:t xml:space="preserve">도윤: 대표님 말씀: 당신들보다 오래다. 그래서 힘들다. 11월에 토마시가 2천 개를 주문했어요, 보통은 분기에 천 개인데. 그리고 크리스마스 전에 출고해 달라고 했어요.</w:t>
-      </w:r>
-    </w:p>
-    <w:p>
-      <w:pPr>
-        <w:pStyle w:val="BodyText"/>
-      </w:pPr>
-      <w:r>
-        <w:t xml:space="preserve">이리나: 평소의 두 배. 새해 직전. 우연이 아니네요.</w:t>
-      </w:r>
-    </w:p>
-    <w:p>
-      <w:pPr>
-        <w:pStyle w:val="BodyText"/>
-      </w:pPr>
-      <w:r>
-        <w:t xml:space="preserve">도윤: 정 팀장님이 「A」와 「B」 상자 번호를 확인했어요. 전부 — 폴란드 분이에요.</w:t>
-      </w:r>
-    </w:p>
-    <w:p>
-      <w:pPr>
-        <w:pStyle w:val="BodyText"/>
-      </w:pPr>
-      <w:r>
-        <w:t xml:space="preserve">소희: 전부. 폴란드. 두 번 확인했어요.</w:t>
-      </w:r>
-    </w:p>
-    <w:p>
-      <w:pPr>
-        <w:pStyle w:val="BodyText"/>
-      </w:pPr>
-      <w:r>
-        <w:t xml:space="preserve">알렉세이: 그럼 폴란드 주사기가 러시아로 들어온 거네요. 토마시는 알아요?</w:t>
+        <w:t xml:space="preserve">도윤: 대표님 말씀: 말은 많은 사람이 하지만, 따라 하는 사람은 드물다. 이제 사실이요. 로트 2311은 주사기 4천 개이고, 하나도 빼놓지 않고 전부 확인했어요.</w:t>
+      </w:r>
+    </w:p>
+    <w:p>
+      <w:pPr>
+        <w:pStyle w:val="BodyText"/>
+      </w:pPr>
+      <w:r>
+        <w:t xml:space="preserve">이리나: 그래서 어디로 갔어요? 4천 개 전부?</w:t>
+      </w:r>
+    </w:p>
+    <w:p>
+      <w:pPr>
+        <w:pStyle w:val="BodyText"/>
+      </w:pPr>
+      <w:r>
+        <w:t xml:space="preserve">도윤: 천 개는 너희 거, 인천에서 컨테이너를 기다리고 있어. 천 개는 중동, 2천 개는 폴란드로 갔어.</w:t>
+      </w:r>
+    </w:p>
+    <w:p>
+      <w:pPr>
+        <w:pStyle w:val="BodyText"/>
+      </w:pPr>
+      <w:r>
+        <w:t xml:space="preserve">올가: 폴란드요? 폴란드엔 누가 있죠?</w:t>
+      </w:r>
+    </w:p>
+    <w:p>
+      <w:pPr>
+        <w:pStyle w:val="BodyText"/>
+      </w:pPr>
+      <w:r>
+        <w:t xml:space="preserve">도윤: 바르샤바의 「에스텔리아」, 8년 된 파트너예요. 대표님이 대표를 개인적으로 아세요. 토마시 코발스키라는 사람이에요.</w:t>
+      </w:r>
+    </w:p>
+    <w:p>
+      <w:pPr>
+        <w:pStyle w:val="BodyText"/>
+      </w:pPr>
+      <w:r>
+        <w:t xml:space="preserve">알렉세이: 8년이면 정말 오래네요.</w:t>
+      </w:r>
+    </w:p>
+    <w:p>
+      <w:pPr>
+        <w:pStyle w:val="BodyText"/>
+      </w:pPr>
+      <w:r>
+        <w:t xml:space="preserve">도윤: 대표님 말씀: 당신들보다 오래라 그래서 힘들다. 11월에 토마시가 2천 개를 주문했어요, 보통은 분기에 천 개인데. 그리고 크리스마스 전에 전부 출고해 달라고 했어요.</w:t>
+      </w:r>
+    </w:p>
+    <w:p>
+      <w:pPr>
+        <w:pStyle w:val="BodyText"/>
+      </w:pPr>
+      <w:r>
+        <w:t xml:space="preserve">이리나: 평소의 두 배를, 그것도 새해 직전에. 절대 우연이 아니네요.</w:t>
+      </w:r>
+    </w:p>
+    <w:p>
+      <w:pPr>
+        <w:pStyle w:val="BodyText"/>
+      </w:pPr>
+      <w:r>
+        <w:t xml:space="preserve">도윤: 정 팀장님이 「A」와 「B」 상자 번호를 확인했는데, 전부 폴란드 분이었어요.</w:t>
+      </w:r>
+    </w:p>
+    <w:p>
+      <w:pPr>
+        <w:pStyle w:val="BodyText"/>
+      </w:pPr>
+      <w:r>
+        <w:t xml:space="preserve">소희: 번호 전부 — 폴란드. 두 번 확인했어요, 틀림없어요.</w:t>
+      </w:r>
+    </w:p>
+    <w:p>
+      <w:pPr>
+        <w:pStyle w:val="BodyText"/>
+      </w:pPr>
+      <w:r>
+        <w:t xml:space="preserve">알렉세이: 그럼 폴란드 주사기가 러시아로 들어온 거네요. 토마시는 그걸 알아요?</w:t>
       </w:r>
     </w:p>
     <w:p>
@@ -4296,167 +4296,167 @@
         <w:pStyle w:val="BodyText"/>
       </w:pPr>
       <w:r>
-        <w:t xml:space="preserve">올가: 서류 있음. 서류 없는 사람들이 다 그렇게 말하죠.</w:t>
-      </w:r>
-    </w:p>
-    <w:p>
-      <w:pPr>
-        <w:pStyle w:val="BodyText"/>
-      </w:pPr>
-      <w:r>
-        <w:t xml:space="preserve">도윤: 대표님 말씀: 토마시가 거짓말을 한 건지, 본인도 모르는 건지 모르겠다.</w:t>
-      </w:r>
-    </w:p>
-    <w:p>
-      <w:pPr>
-        <w:pStyle w:val="BodyText"/>
-      </w:pPr>
-      <w:r>
-        <w:t xml:space="preserve">알렉세이: 이해해요. 거짓말은 배신이고. 모르는 건 실수죠.</w:t>
-      </w:r>
-    </w:p>
-    <w:p>
-      <w:pPr>
-        <w:pStyle w:val="BodyText"/>
-      </w:pPr>
-      <w:r>
-        <w:t xml:space="preserve">도윤: 대표님이 직접 물으세요: 「모스트」가 원하는 게 뭐냐? 돈? 처벌? 솔직히 말해 달라.</w:t>
-      </w:r>
-    </w:p>
-    <w:p>
-      <w:pPr>
-        <w:pStyle w:val="BodyText"/>
-      </w:pPr>
-      <w:r>
-        <w:t xml:space="preserve">알렉세이: 돈도 처벌도 아닙니다. 이게 멈추길 원해요. 그리고 그런 주사기가 어디에 더 있는지 알고 싶어요, 포돌스크나 카잔의 다음 다리야에게 놓이기 전에.</w:t>
-      </w:r>
-    </w:p>
-    <w:p>
-      <w:pPr>
-        <w:pStyle w:val="BodyText"/>
-      </w:pPr>
-      <w:r>
-        <w:t xml:space="preserve">도윤: 대표님 말씀: 좋은 답이다. 처벌해 달라고 했으면 토마시를 감싸기 시작했을 거다. 사람은 그렇게 생겼다, 대표도. 8년 우정이 있는 대표는 특히.</w:t>
-      </w:r>
-    </w:p>
-    <w:p>
-      <w:pPr>
-        <w:pStyle w:val="BodyText"/>
-      </w:pPr>
-      <w:r>
-        <w:t xml:space="preserve">올가: 내가 말했죠. 얼굴.</w:t>
-      </w:r>
-    </w:p>
-    <w:p>
-      <w:pPr>
-        <w:pStyle w:val="BodyText"/>
-      </w:pPr>
-      <w:r>
-        <w:t xml:space="preserve">이리나: 대표님, 하나 더 있어요. 부탁이 아니라 사실이에요. 우리 상담선이 1월에 남의 케이스에 18만 6천 루블을 썼어요. 택시, 효소, 야간 교대. 서류 첨부했어요.</w:t>
-      </w:r>
-    </w:p>
-    <w:p>
-      <w:pPr>
-        <w:pStyle w:val="BodyText"/>
-      </w:pPr>
-      <w:r>
-        <w:t xml:space="preserve">도윤: 대표님 말씀: 다른 길로 왔어도 세진 주사기다. 그러니 세진 비용이다. 지불하겠다.</w:t>
-      </w:r>
-    </w:p>
-    <w:p>
-      <w:pPr>
-        <w:pStyle w:val="BodyText"/>
-      </w:pPr>
-      <w:r>
-        <w:t xml:space="preserve">알렉세이: 대표님, 저흰 그러려고 한 게 아니라…</w:t>
-      </w:r>
-    </w:p>
-    <w:p>
-      <w:pPr>
-        <w:pStyle w:val="BodyText"/>
-      </w:pPr>
-      <w:r>
-        <w:t xml:space="preserve">올가: 알렉세이. 받아요.</w:t>
-      </w:r>
-    </w:p>
-    <w:p>
-      <w:pPr>
-        <w:pStyle w:val="BodyText"/>
-      </w:pPr>
-      <w:r>
-        <w:t xml:space="preserve">알렉세이: 올가 페트로브나, 우리가 달라고 한 것처럼 보여요.</w:t>
-      </w:r>
-    </w:p>
-    <w:p>
-      <w:pPr>
-        <w:pStyle w:val="BodyText"/>
-      </w:pPr>
-      <w:r>
-        <w:t xml:space="preserve">올가: 선물이 아니에요. 제조사의 책임이에요. 거절하면 — 제조사는 상관없다고 말하는 거예요. 그런데 상관있잖아요. 상자마다 그 이름이 있어요, 위조품에도.</w:t>
-      </w:r>
-    </w:p>
-    <w:p>
-      <w:pPr>
-        <w:pStyle w:val="BodyText"/>
-      </w:pPr>
-      <w:r>
-        <w:t xml:space="preserve">도윤: 대표님 말씀: 미로노바 씨가 맞다. 당신들에게 내는 게 아니다. 다리야에게 내는 거다.</w:t>
-      </w:r>
-    </w:p>
-    <w:p>
-      <w:pPr>
-        <w:pStyle w:val="BodyText"/>
-      </w:pPr>
-      <w:r>
-        <w:t xml:space="preserve">알렉세이: 알겠습니다. 감사합니다. 받겠습니다.</w:t>
-      </w:r>
-    </w:p>
-    <w:p>
-      <w:pPr>
-        <w:pStyle w:val="BodyText"/>
-      </w:pPr>
-      <w:r>
-        <w:t xml:space="preserve">이리나: 그럼 확인서와 함께 청구서를 보낼게요. 케이스별로. 환자 성은 — 동의가 있을 때만.</w:t>
-      </w:r>
-    </w:p>
-    <w:p>
-      <w:pPr>
-        <w:pStyle w:val="BodyText"/>
-      </w:pPr>
-      <w:r>
-        <w:t xml:space="preserve">도윤: 대표님 말씀: 그렇게 해야 한다. 이제 두 번째 질문. 어떻게 멈추나?</w:t>
-      </w:r>
-    </w:p>
-    <w:p>
-      <w:pPr>
-        <w:pStyle w:val="BodyText"/>
-      </w:pPr>
-      <w:r>
-        <w:t xml:space="preserve">알렉세이: 제안해도 될까요? 토마시에게 두 번째 메일은 보내지 마세요. 전화하세요. 지금. 저희 앞에서.</w:t>
-      </w:r>
-    </w:p>
-    <w:p>
-      <w:pPr>
-        <w:pStyle w:val="BodyText"/>
-      </w:pPr>
-      <w:r>
-        <w:t xml:space="preserve">도윤: 대표님이 놀라셨어요. 저희 앞에서? 그건… 한국식이 아니라고 하세요.</w:t>
-      </w:r>
-    </w:p>
-    <w:p>
-      <w:pPr>
-        <w:pStyle w:val="BodyText"/>
-      </w:pPr>
-      <w:r>
-        <w:t xml:space="preserve">알렉세이: 한국식은 아니죠. 하지만 메일은 이틀 동안 읽을 수 있어요. 목소리는 안 돼요.</w:t>
-      </w:r>
-    </w:p>
-    <w:p>
-      <w:pPr>
-        <w:pStyle w:val="BodyText"/>
-      </w:pPr>
-      <w:r>
-        <w:t xml:space="preserve">도윤: 생각하세요. 법무 담당에게 뭐라고 하세요. 법무 담당이 고개를 저어요. 대표님이 전화기를 드세요.</w:t>
+        <w:t xml:space="preserve">올가: 「서류 있음」이라는 말은 보통 바로 서류가 없는 사람들이 하죠.</w:t>
+      </w:r>
+    </w:p>
+    <w:p>
+      <w:pPr>
+        <w:pStyle w:val="BodyText"/>
+      </w:pPr>
+      <w:r>
+        <w:t xml:space="preserve">도윤: 대표님 말씀: 토마시가 거짓말을 한 건지, 본인도 아무것도 모르는 건지 모르겠다.</w:t>
+      </w:r>
+    </w:p>
+    <w:p>
+      <w:pPr>
+        <w:pStyle w:val="BodyText"/>
+      </w:pPr>
+      <w:r>
+        <w:t xml:space="preserve">알렉세이: 이해해요. 거짓말은 배신이고, 모르는 건 그냥 실수죠.</w:t>
+      </w:r>
+    </w:p>
+    <w:p>
+      <w:pPr>
+        <w:pStyle w:val="BodyText"/>
+      </w:pPr>
+      <w:r>
+        <w:t xml:space="preserve">도윤: 대표님이 직접 물으세요. 「모스트」가 원하는 게 뭐냐, 돈이냐 처벌이냐? 솔직히 말해 달라고 하세요.</w:t>
+      </w:r>
+    </w:p>
+    <w:p>
+      <w:pPr>
+        <w:pStyle w:val="BodyText"/>
+      </w:pPr>
+      <w:r>
+        <w:t xml:space="preserve">알렉세이: 돈도 처벌도 아닙니다. 이게 멈추길 원해요. 그리고 포돌스크나 카잔의 다음 다리야에게 놓이기 전에, 그런 주사기가 어디에 더 있는지 정확히 알고 싶어요.</w:t>
+      </w:r>
+    </w:p>
+    <w:p>
+      <w:pPr>
+        <w:pStyle w:val="BodyText"/>
+      </w:pPr>
+      <w:r>
+        <w:t xml:space="preserve">도윤: 대표님 말씀: 좋은 답이다. 처벌해 달라고 했으면 토마시를 감싸기 시작했을 거다. 사람은 누구나 그렇게 생겼다, 대표도. 8년 우정이 있는 대표는 특히.</w:t>
+      </w:r>
+    </w:p>
+    <w:p>
+      <w:pPr>
+        <w:pStyle w:val="BodyText"/>
+      </w:pPr>
+      <w:r>
+        <w:t xml:space="preserve">올가: 얼굴 얘기, 내가 말했죠, 알렉세이.</w:t>
+      </w:r>
+    </w:p>
+    <w:p>
+      <w:pPr>
+        <w:pStyle w:val="BodyText"/>
+      </w:pPr>
+      <w:r>
+        <w:t xml:space="preserve">이리나: 대표님, 하나 더 있어요. 부탁이 아니라 사실이에요. 우리 상담선이 1월에 남의 케이스에 18만 6천 루블을 썼어요. 택시, 효소, 야간 교대요. 서류는 전부 메일에 첨부했어요.</w:t>
+      </w:r>
+    </w:p>
+    <w:p>
+      <w:pPr>
+        <w:pStyle w:val="BodyText"/>
+      </w:pPr>
+      <w:r>
+        <w:t xml:space="preserve">도윤: 대표님 말씀: 다른 길로 왔어도 세진 주사기다. 그러니 세진 비용이고, 지불하겠다.</w:t>
+      </w:r>
+    </w:p>
+    <w:p>
+      <w:pPr>
+        <w:pStyle w:val="BodyText"/>
+      </w:pPr>
+      <w:r>
+        <w:t xml:space="preserve">알렉세이: 대표님, 저흰 그러려고 말씀드린 게 아니라…</w:t>
+      </w:r>
+    </w:p>
+    <w:p>
+      <w:pPr>
+        <w:pStyle w:val="BodyText"/>
+      </w:pPr>
+      <w:r>
+        <w:t xml:space="preserve">올가: 알렉세이, 다투지 마요. 받아요.</w:t>
+      </w:r>
+    </w:p>
+    <w:p>
+      <w:pPr>
+        <w:pStyle w:val="BodyText"/>
+      </w:pPr>
+      <w:r>
+        <w:t xml:space="preserve">알렉세이: 올가 페트로브나, 그래도 우리가 돈을 달라고 한 것처럼 보여요.</w:t>
+      </w:r>
+    </w:p>
+    <w:p>
+      <w:pPr>
+        <w:pStyle w:val="BodyText"/>
+      </w:pPr>
+      <w:r>
+        <w:t xml:space="preserve">올가: 선물이 아니에요. 제조사의 책임이에요. 거절하면 제조사는 상관없다고 말하는 셈이에요. 그런데 상관있잖아요, 상자마다 그 이름이 있으니까요, 위조품에도.</w:t>
+      </w:r>
+    </w:p>
+    <w:p>
+      <w:pPr>
+        <w:pStyle w:val="BodyText"/>
+      </w:pPr>
+      <w:r>
+        <w:t xml:space="preserve">도윤: 대표님 말씀: 미로노바 씨가 맞다. 당신들에게 내는 게 아니라 다리야에게 내는 거다.</w:t>
+      </w:r>
+    </w:p>
+    <w:p>
+      <w:pPr>
+        <w:pStyle w:val="BodyText"/>
+      </w:pPr>
+      <w:r>
+        <w:t xml:space="preserve">알렉세이: 알겠습니다, 감사합니다. 그 돈 받겠습니다.</w:t>
+      </w:r>
+    </w:p>
+    <w:p>
+      <w:pPr>
+        <w:pStyle w:val="BodyText"/>
+      </w:pPr>
+      <w:r>
+        <w:t xml:space="preserve">이리나: 그럼 확인서와 함께 케이스별로 청구서를 보낼게요. 환자 성은 본인 동의가 있을 때만 적고요.</w:t>
+      </w:r>
+    </w:p>
+    <w:p>
+      <w:pPr>
+        <w:pStyle w:val="BodyText"/>
+      </w:pPr>
+      <w:r>
+        <w:t xml:space="preserve">도윤: 대표님 말씀: 그렇게 해야 한다. 이제 두 번째 질문: 어떻게 멈추나?</w:t>
+      </w:r>
+    </w:p>
+    <w:p>
+      <w:pPr>
+        <w:pStyle w:val="BodyText"/>
+      </w:pPr>
+      <w:r>
+        <w:t xml:space="preserve">알렉세이: 제안해도 될까요? 토마시에게 두 번째 메일은 보내지 마시고 전화하세요. 지금 바로, 저희 앞에서요.</w:t>
+      </w:r>
+    </w:p>
+    <w:p>
+      <w:pPr>
+        <w:pStyle w:val="BodyText"/>
+      </w:pPr>
+      <w:r>
+        <w:t xml:space="preserve">도윤: 대표님이 놀라셨어요. 「저희 앞에서? 그건… 한국식이 아닌데」라고 하세요.</w:t>
+      </w:r>
+    </w:p>
+    <w:p>
+      <w:pPr>
+        <w:pStyle w:val="BodyText"/>
+      </w:pPr>
+      <w:r>
+        <w:t xml:space="preserve">알렉세이: 네, 한국식은 아니죠. 하지만 메일은 이틀 동안 읽을 수 있어도, 목소리는 그렇게 오래 기다려 주지 않아요.</w:t>
+      </w:r>
+    </w:p>
+    <w:p>
+      <w:pPr>
+        <w:pStyle w:val="BodyText"/>
+      </w:pPr>
+      <w:r>
+        <w:t xml:space="preserve">도윤: 생각하세요. 법무 담당에게 뭐라고 하시는데, 법무 담당이 고개를 저어요. 그래도 대표님이 전화기를 드세요.</w:t>
       </w:r>
     </w:p>
     <w:bookmarkEnd w:id="34"/>
@@ -4474,55 +4474,55 @@
         <w:pStyle w:val="FirstParagraph"/>
       </w:pPr>
       <w:r>
-        <w:t xml:space="preserve">알렉세이: 전화하세요? 지금 바로?</w:t>
-      </w:r>
-    </w:p>
-    <w:p>
-      <w:pPr>
-        <w:pStyle w:val="BodyText"/>
-      </w:pPr>
-      <w:r>
-        <w:t xml:space="preserve">도윤: 해요. 스피커폰. 토마시는 러시아어를 해요, 모스크바에서 공부했어요. 통역 안 할게요.</w:t>
-      </w:r>
-    </w:p>
-    <w:p>
-      <w:pPr>
-        <w:pStyle w:val="BodyText"/>
-      </w:pPr>
-      <w:r>
-        <w:t xml:space="preserve">토마시: 재호? 안녕하세요. 뜻밖이네요. 급한 일이에요?</w:t>
-      </w:r>
-    </w:p>
-    <w:p>
-      <w:pPr>
-        <w:pStyle w:val="BodyText"/>
-      </w:pPr>
-      <w:r>
-        <w:t xml:space="preserve">도윤: 대표님 말씀: 급하다. 모스크바 파트너가 함께 있다. 러시아어로 말하자.</w:t>
-      </w:r>
-    </w:p>
-    <w:p>
-      <w:pPr>
-        <w:pStyle w:val="BodyText"/>
-      </w:pPr>
-      <w:r>
-        <w:t xml:space="preserve">토마시: 모스크바에서요? 알겠어요. 그 메일 때문이에요?</w:t>
-      </w:r>
-    </w:p>
-    <w:p>
-      <w:pPr>
-        <w:pStyle w:val="BodyText"/>
-      </w:pPr>
-      <w:r>
-        <w:t xml:space="preserve">알렉세이: 안녕하십니까, 코발스키 씨. 「모스트 메디컬」 알렉세이 보론초프입니다. 네, 그 메일 때문입니다.</w:t>
-      </w:r>
-    </w:p>
-    <w:p>
-      <w:pPr>
-        <w:pStyle w:val="BodyText"/>
-      </w:pPr>
-      <w:r>
-        <w:t xml:space="preserve">토마시: 답장했어요. 전부 폴란드에서 팔았어요. 서류도 있어요.</w:t>
+        <w:t xml:space="preserve">알렉세이: 정말 전화하세요? 지금 바로?</w:t>
+      </w:r>
+    </w:p>
+    <w:p>
+      <w:pPr>
+        <w:pStyle w:val="BodyText"/>
+      </w:pPr>
+      <w:r>
+        <w:t xml:space="preserve">도윤: 해요, 스피커폰으로. 토마시는 모스크바에서 공부해서 러시아어를 하니까 통역 안 할게요.</w:t>
+      </w:r>
+    </w:p>
+    <w:p>
+      <w:pPr>
+        <w:pStyle w:val="BodyText"/>
+      </w:pPr>
+      <w:r>
+        <w:t xml:space="preserve">토마시: 재호? 안녕하세요. 뜻밖이네요. 뭐 급한 일 생겼어요?</w:t>
+      </w:r>
+    </w:p>
+    <w:p>
+      <w:pPr>
+        <w:pStyle w:val="BodyText"/>
+      </w:pPr>
+      <w:r>
+        <w:t xml:space="preserve">도윤: 대표님 말씀: 급하다. 모스크바 파트너가 함께 있으니 러시아어로 말하자.</w:t>
+      </w:r>
+    </w:p>
+    <w:p>
+      <w:pPr>
+        <w:pStyle w:val="BodyText"/>
+      </w:pPr>
+      <w:r>
+        <w:t xml:space="preserve">토마시: 모스크바에서요? 알겠어요. 아마 그 메일 때문이겠죠?</w:t>
+      </w:r>
+    </w:p>
+    <w:p>
+      <w:pPr>
+        <w:pStyle w:val="BodyText"/>
+      </w:pPr>
+      <w:r>
+        <w:t xml:space="preserve">알렉세이: 안녕하십니까, 코발스키 씨. 「모스트 메디컬」 알렉세이 보론초프입니다. 네, 그 메일 때문에 전화드렸어요.</w:t>
+      </w:r>
+    </w:p>
+    <w:p>
+      <w:pPr>
+        <w:pStyle w:val="BodyText"/>
+      </w:pPr>
+      <w:r>
+        <w:t xml:space="preserve">토마시: 하지만 답장했잖아요. 전부 폴란드에서 팔았고 서류도 있어요.</w:t>
       </w:r>
     </w:p>
     <w:p>
@@ -4538,175 +4538,175 @@
         <w:pStyle w:val="BodyText"/>
       </w:pPr>
       <w:r>
-        <w:t xml:space="preserve">토마시: 두 번째요? 유통업체에요. 폴란드와 체코용이라고 했어요.</w:t>
-      </w:r>
-    </w:p>
-    <w:p>
-      <w:pPr>
-        <w:pStyle w:val="BodyText"/>
-      </w:pPr>
-      <w:r>
-        <w:t xml:space="preserve">이리나: 유통업체 이름이 뭐죠? 어디에 등록돼 있어요?</w:t>
-      </w:r>
-    </w:p>
-    <w:p>
-      <w:pPr>
-        <w:pStyle w:val="BodyText"/>
-      </w:pPr>
-      <w:r>
-        <w:t xml:space="preserve">토마시: 그건… 영업 정보예요. 알려 줄 의무가 없어요.</w:t>
-      </w:r>
-    </w:p>
-    <w:p>
-      <w:pPr>
-        <w:pStyle w:val="BodyText"/>
-      </w:pPr>
-      <w:r>
-        <w:t xml:space="preserve">도윤: 대표님 말씀: 있다. 계약상 재판매처는 요청 시 모두 공개. 11조.</w:t>
-      </w:r>
-    </w:p>
-    <w:p>
-      <w:pPr>
-        <w:pStyle w:val="BodyText"/>
-      </w:pPr>
-      <w:r>
-        <w:t xml:space="preserve">토마시: 11조… 알겠어요. 회사 이름은 「카즈메드트레이드」. 등록지는… 알마티.</w:t>
-      </w:r>
-    </w:p>
-    <w:p>
-      <w:pPr>
-        <w:pStyle w:val="BodyText"/>
-      </w:pPr>
-      <w:r>
-        <w:t xml:space="preserve">올가: 알마티. 폴란드와 체코라고 하셨잖아요.</w:t>
-      </w:r>
-    </w:p>
-    <w:p>
-      <w:pPr>
-        <w:pStyle w:val="BodyText"/>
-      </w:pPr>
-      <w:r>
-        <w:t xml:space="preserve">토마시: 폴란드에 창고가 있다고 했어요. 선불로 냈어요. 가격표보다 20퍼센트 높게.</w:t>
-      </w:r>
-    </w:p>
-    <w:p>
-      <w:pPr>
-        <w:pStyle w:val="BodyText"/>
-      </w:pPr>
-      <w:r>
-        <w:t xml:space="preserve">이리나: 20퍼센트 높게. 선불로. 놀랍지 않으셨어요?</w:t>
-      </w:r>
-    </w:p>
-    <w:p>
-      <w:pPr>
-        <w:pStyle w:val="BodyText"/>
-      </w:pPr>
-      <w:r>
-        <w:t xml:space="preserve">토마시: 놀랐죠. 하지만 연말이었어요. 실적 목표. 12월 실적이 뭔지 아시잖아요.</w:t>
-      </w:r>
-    </w:p>
-    <w:p>
-      <w:pPr>
-        <w:pStyle w:val="BodyText"/>
-      </w:pPr>
-      <w:r>
-        <w:t xml:space="preserve">알렉세이: 알죠. 10년 동안 12월 실적을 채웠어요. 그래서 그만뒀고요.</w:t>
-      </w:r>
-    </w:p>
-    <w:p>
-      <w:pPr>
-        <w:pStyle w:val="BodyText"/>
-      </w:pPr>
-      <w:r>
-        <w:t xml:space="preserve">토마시: 난 러시아에 안 팔았어요. 카자흐스탄 회사에 팔았어요. 카자흐스탄은 러시아가 아니에요.</w:t>
-      </w:r>
-    </w:p>
-    <w:p>
-      <w:pPr>
-        <w:pStyle w:val="BodyText"/>
-      </w:pPr>
-      <w:r>
-        <w:t xml:space="preserve">올가: 카자흐스탄은 유라시아 연합이에요. 카자흐스탄과 러시아 사이엔 트럭을 위한 세관이 없어요. 알고 계셨잖아요, 코발스키 씨. 모스크바에서 공부하셨으니까. 그 지도는 나보다 잘 아실 거예요.</w:t>
-      </w:r>
-    </w:p>
-    <w:p>
-      <w:pPr>
-        <w:pStyle w:val="BodyText"/>
-      </w:pPr>
-      <w:r>
-        <w:t xml:space="preserve">토마시: 난… 그다음 어디로 가는지 묻지 않았어요. 그건 내 책임이 아니에요.</w:t>
-      </w:r>
-    </w:p>
-    <w:p>
-      <w:pPr>
-        <w:pStyle w:val="BodyText"/>
-      </w:pPr>
-      <w:r>
-        <w:t xml:space="preserve">도윤: 대표님 말씀: 「묻지 않는 것도 결정이다, 토마시. 8년 동안 믿었기에 아무것도 묻지 않았다. 이제는 묻겠다. 그리고 분기마다 묻겠다」.</w:t>
-      </w:r>
-    </w:p>
-    <w:p>
-      <w:pPr>
-        <w:pStyle w:val="BodyText"/>
-      </w:pPr>
-      <w:r>
-        <w:t xml:space="preserve">토마시: 재호, 우리 8년을 함께했어요. 배치 하나 때문에 거래를 끊을 거예요?</w:t>
-      </w:r>
-    </w:p>
-    <w:p>
-      <w:pPr>
-        <w:pStyle w:val="BodyText"/>
-      </w:pPr>
-      <w:r>
-        <w:t xml:space="preserve">도윤: 대표님 말씀: 배치 때문이 아니다. 네가 「전부 폴란드」라고 썼기 때문이다. 「모르겠다」라고 했다면 완전히 다른 대화였을 거다.</w:t>
-      </w:r>
-    </w:p>
-    <w:p>
-      <w:pPr>
-        <w:pStyle w:val="BodyText"/>
-      </w:pPr>
-      <w:r>
-        <w:t xml:space="preserve">토마시: 원하는 게 뭐예요?</w:t>
-      </w:r>
-    </w:p>
-    <w:p>
-      <w:pPr>
-        <w:pStyle w:val="BodyText"/>
-      </w:pPr>
-      <w:r>
-        <w:t xml:space="preserve">도윤: 대표님 말씀: 세 가지. 「카즈메드트레이드」와의 계약서. 그들의 연락처 전부. 그리고 남은 물량 — 회수.</w:t>
-      </w:r>
-    </w:p>
-    <w:p>
-      <w:pPr>
-        <w:pStyle w:val="BodyText"/>
-      </w:pPr>
-      <w:r>
-        <w:t xml:space="preserve">토마시: 회수요? 그 사람들이 돈을 냈는데요. 어떻게 돌려받아요?</w:t>
-      </w:r>
-    </w:p>
-    <w:p>
-      <w:pPr>
-        <w:pStyle w:val="BodyText"/>
-      </w:pPr>
-      <w:r>
-        <w:t xml:space="preserve">이리나: 돈을 돌려주세요. 20퍼센트는 가지셔도 돼요. 8년보다 싸요.</w:t>
-      </w:r>
-    </w:p>
-    <w:p>
-      <w:pPr>
-        <w:pStyle w:val="BodyText"/>
-      </w:pPr>
-      <w:r>
-        <w:t xml:space="preserve">토마시: 계약서는 한 시간 안에 보낼게요. 재호… 미안해요. 정말 생각을 못 했어요.</w:t>
-      </w:r>
-    </w:p>
-    <w:p>
-      <w:pPr>
-        <w:pStyle w:val="BodyText"/>
-      </w:pPr>
-      <w:r>
-        <w:t xml:space="preserve">도윤: 대표님 말씀: 「생각은 공짜다, 토마시. 생각하지 않는 게 비싸다」. 전화를 끊으세요.</w:t>
+        <w:t xml:space="preserve">토마시: 두 번째요? 유통업체에요. 폴란드와 체코용으로 산다고 했어요.</w:t>
+      </w:r>
+    </w:p>
+    <w:p>
+      <w:pPr>
+        <w:pStyle w:val="BodyText"/>
+      </w:pPr>
+      <w:r>
+        <w:t xml:space="preserve">이리나: 그 유통업체 이름이 뭐고, 어디에 등록돼 있어요?</w:t>
+      </w:r>
+    </w:p>
+    <w:p>
+      <w:pPr>
+        <w:pStyle w:val="BodyText"/>
+      </w:pPr>
+      <w:r>
+        <w:t xml:space="preserve">토마시: 그건… 영업 정보라서 공개할 의무가 없어요.</w:t>
+      </w:r>
+    </w:p>
+    <w:p>
+      <w:pPr>
+        <w:pStyle w:val="BodyText"/>
+      </w:pPr>
+      <w:r>
+        <w:t xml:space="preserve">도윤: 대표님 말씀: 있다. 계약상 재판매처는 요청 시 모두 공개한다, 11조.</w:t>
+      </w:r>
+    </w:p>
+    <w:p>
+      <w:pPr>
+        <w:pStyle w:val="BodyText"/>
+      </w:pPr>
+      <w:r>
+        <w:t xml:space="preserve">토마시: 11조… 알겠어요. 회사 이름은 「카즈메드트레이드」고, 등록지는… 알마티예요.</w:t>
+      </w:r>
+    </w:p>
+    <w:p>
+      <w:pPr>
+        <w:pStyle w:val="BodyText"/>
+      </w:pPr>
+      <w:r>
+        <w:t xml:space="preserve">올가: 알마티요? 방금 폴란드와 체코라고 하셨잖아요.</w:t>
+      </w:r>
+    </w:p>
+    <w:p>
+      <w:pPr>
+        <w:pStyle w:val="BodyText"/>
+      </w:pPr>
+      <w:r>
+        <w:t xml:space="preserve">토마시: 폴란드에 창고가 있다고 했어요. 선불로 냈어요, 그것도 가격표보다 20퍼센트 높게.</w:t>
+      </w:r>
+    </w:p>
+    <w:p>
+      <w:pPr>
+        <w:pStyle w:val="BodyText"/>
+      </w:pPr>
+      <w:r>
+        <w:t xml:space="preserve">이리나: 20퍼센트 높게, 그것도 선불로. 전혀 놀랍지 않으셨어요?</w:t>
+      </w:r>
+    </w:p>
+    <w:p>
+      <w:pPr>
+        <w:pStyle w:val="BodyText"/>
+      </w:pPr>
+      <w:r>
+        <w:t xml:space="preserve">토마시: 물론 놀랐죠. 하지만 연말이었고, 실적 목표가… 12월 실적이 뭔지 아시잖아요.</w:t>
+      </w:r>
+    </w:p>
+    <w:p>
+      <w:pPr>
+        <w:pStyle w:val="BodyText"/>
+      </w:pPr>
+      <w:r>
+        <w:t xml:space="preserve">알렉세이: 알죠. 10년 동안 12월 실적을 채웠고, 바로 그래서 그만뒀어요.</w:t>
+      </w:r>
+    </w:p>
+    <w:p>
+      <w:pPr>
+        <w:pStyle w:val="BodyText"/>
+      </w:pPr>
+      <w:r>
+        <w:t xml:space="preserve">토마시: 난 러시아에 안 팔았어요. 카자흐스탄 회사에 팔았고, 카자흐스탄은 러시아가 아니에요.</w:t>
+      </w:r>
+    </w:p>
+    <w:p>
+      <w:pPr>
+        <w:pStyle w:val="BodyText"/>
+      </w:pPr>
+      <w:r>
+        <w:t xml:space="preserve">올가: 카자흐스탄은 유라시아 연합이고, 카자흐스탄과 러시아 사이엔 트럭을 위한 세관이 없어요. 알고 계셨잖아요, 코발스키 씨, 모스크바에서 공부하셨으니까. 그 지도는 나보다 잘 아시니 모르는 척하지 마세요.</w:t>
+      </w:r>
+    </w:p>
+    <w:p>
+      <w:pPr>
+        <w:pStyle w:val="BodyText"/>
+      </w:pPr>
+      <w:r>
+        <w:t xml:space="preserve">토마시: 난… 그냥 물건이 그다음 어디로 가는지 묻지 않았어요. 그건 내 책임이 아니에요.</w:t>
+      </w:r>
+    </w:p>
+    <w:p>
+      <w:pPr>
+        <w:pStyle w:val="BodyText"/>
+      </w:pPr>
+      <w:r>
+        <w:t xml:space="preserve">도윤: 대표님 말씀: 「묻지 않는 것도 결정이다, 토마시. 8년 동안 믿었기에 아무것도 묻지 않았다. 이제는 묻겠다. 그리고 분기마다 묻겠다」. 차분하지만 아주 단호하게 말씀하세요.</w:t>
+      </w:r>
+    </w:p>
+    <w:p>
+      <w:pPr>
+        <w:pStyle w:val="BodyText"/>
+      </w:pPr>
+      <w:r>
+        <w:t xml:space="preserve">토마시: 재호, 우리 8년을 함께 일했어요. 정말 배치 하나 때문에 거래를 끊을 거예요?</w:t>
+      </w:r>
+    </w:p>
+    <w:p>
+      <w:pPr>
+        <w:pStyle w:val="BodyText"/>
+      </w:pPr>
+      <w:r>
+        <w:t xml:space="preserve">도윤: 대표님 말씀: 배치 때문이 아니라 네가 「전부 폴란드」라고 썼기 때문이다. 솔직하게 「모르겠다」라고 했다면 완전히 다른 대화였을 거고, 오늘 이렇게 전화하지도 않았을 거다.</w:t>
+      </w:r>
+    </w:p>
+    <w:p>
+      <w:pPr>
+        <w:pStyle w:val="BodyText"/>
+      </w:pPr>
+      <w:r>
+        <w:t xml:space="preserve">토마시: 알겠어요. 나한테 원하는 게 뭐예요?</w:t>
+      </w:r>
+    </w:p>
+    <w:p>
+      <w:pPr>
+        <w:pStyle w:val="BodyText"/>
+      </w:pPr>
+      <w:r>
+        <w:t xml:space="preserve">도윤: 대표님 말씀: 세 가지. 「카즈메드트레이드」와의 계약서, 그들의 연락처 전부, 그리고 남은 물량 회수.</w:t>
+      </w:r>
+    </w:p>
+    <w:p>
+      <w:pPr>
+        <w:pStyle w:val="BodyText"/>
+      </w:pPr>
+      <w:r>
+        <w:t xml:space="preserve">토마시: 회수요? 그 사람들이 돈을 냈는데, 어떻게 다 돌려받아요?</w:t>
+      </w:r>
+    </w:p>
+    <w:p>
+      <w:pPr>
+        <w:pStyle w:val="BodyText"/>
+      </w:pPr>
+      <w:r>
+        <w:t xml:space="preserve">이리나: 돈을 돌려주세요. 20퍼센트는 가지셔도 돼요, 8년보다는 싸니까요.</w:t>
+      </w:r>
+    </w:p>
+    <w:p>
+      <w:pPr>
+        <w:pStyle w:val="BodyText"/>
+      </w:pPr>
+      <w:r>
+        <w:t xml:space="preserve">토마시: 계약서는 한 시간 안에 보낼게요. 재호… 미안해요. 정말 이렇게 될 줄 몰랐어요.</w:t>
+      </w:r>
+    </w:p>
+    <w:p>
+      <w:pPr>
+        <w:pStyle w:val="BodyText"/>
+      </w:pPr>
+      <w:r>
+        <w:t xml:space="preserve">도윤: 대표님 말씀: 「생각은 공짜다, 토마시. 생각하지 않는 게 비싸다」. 그리고 전화를 끊으세요.</w:t>
       </w:r>
     </w:p>
     <w:bookmarkEnd w:id="35"/>
@@ -4724,47 +4724,47 @@
         <w:pStyle w:val="FirstParagraph"/>
       </w:pPr>
       <w:r>
-        <w:t xml:space="preserve">이리나: 계약서가 왔어요. 50분 만에. 정 팀장님이 벌써 읽고 계세요.</w:t>
-      </w:r>
-    </w:p>
-    <w:p>
-      <w:pPr>
-        <w:pStyle w:val="BodyText"/>
-      </w:pPr>
-      <w:r>
-        <w:t xml:space="preserve">소희: 3쪽. 모스크바 연락처. 이름이 있어요.</w:t>
-      </w:r>
-    </w:p>
-    <w:p>
-      <w:pPr>
-        <w:pStyle w:val="BodyText"/>
-      </w:pPr>
-      <w:r>
-        <w:t xml:space="preserve">알렉세이: 읽어 주세요.</w:t>
-      </w:r>
-    </w:p>
-    <w:p>
-      <w:pPr>
-        <w:pStyle w:val="BodyText"/>
-      </w:pPr>
-      <w:r>
-        <w:t xml:space="preserve">도윤: 「러시아 연방 내 구매자 대리인 — 보이코 A. V. 전화…」 그다음 번호.</w:t>
-      </w:r>
-    </w:p>
-    <w:p>
-      <w:pPr>
-        <w:pStyle w:val="BodyText"/>
-      </w:pPr>
-      <w:r>
-        <w:t xml:space="preserve">이리나: 보이코. A. V.</w:t>
-      </w:r>
-    </w:p>
-    <w:p>
-      <w:pPr>
-        <w:pStyle w:val="BodyText"/>
-      </w:pPr>
-      <w:r>
-        <w:t xml:space="preserve">알렉세이: 아르투르 보이코. 아르투르 발레리예비치. 아는 사람이에요.</w:t>
+        <w:t xml:space="preserve">이리나: 계약서가 왔어요, 겨우 50분 만에요. 정 팀장님이 벌써 읽고 계세요.</w:t>
+      </w:r>
+    </w:p>
+    <w:p>
+      <w:pPr>
+        <w:pStyle w:val="BodyText"/>
+      </w:pPr>
+      <w:r>
+        <w:t xml:space="preserve">소희: 3쪽, 모스크바 연락처. 이름이 있어요.</w:t>
+      </w:r>
+    </w:p>
+    <w:p>
+      <w:pPr>
+        <w:pStyle w:val="BodyText"/>
+      </w:pPr>
+      <w:r>
+        <w:t xml:space="preserve">알렉세이: 소리 내서 읽어 주세요.</w:t>
+      </w:r>
+    </w:p>
+    <w:p>
+      <w:pPr>
+        <w:pStyle w:val="BodyText"/>
+      </w:pPr>
+      <w:r>
+        <w:t xml:space="preserve">도윤: 「러시아 연방 내 구매자 대리인 — 보이코 A. V. 전화…」 그다음은 번호예요.</w:t>
+      </w:r>
+    </w:p>
+    <w:p>
+      <w:pPr>
+        <w:pStyle w:val="BodyText"/>
+      </w:pPr>
+      <w:r>
+        <w:t xml:space="preserve">이리나: 보이코, A. V. 이 이름 뭐 떠오르는 거 있어요?</w:t>
+      </w:r>
+    </w:p>
+    <w:p>
+      <w:pPr>
+        <w:pStyle w:val="BodyText"/>
+      </w:pPr>
+      <w:r>
+        <w:t xml:space="preserve">알렉세이: 아르투르 보이코, 아르투르 발레리예비치예요. 개인적으로 아는 사람이에요.</w:t>
       </w:r>
     </w:p>
     <w:p>
@@ -4780,7 +4780,7 @@
         <w:pStyle w:val="BodyText"/>
       </w:pPr>
       <w:r>
-        <w:t xml:space="preserve">알렉세이: 1년 전에 우리 면접을 보러 왔어요. 제약 8년, 마지막 3년은 「헬베메드」, 옆 부서. 목표 120퍼센트. 우린 채용하지 않았어요.</w:t>
+        <w:t xml:space="preserve">알렉세이: 1년 전에 우리 면접을 보러 왔어요. 제약 8년, 마지막 3년은 「헬베메드」 옆 부서, 목표 120퍼센트. 하지만 우린 채용하지 않았고, 보아하니 그걸 잊지 않았네요.</w:t>
       </w:r>
     </w:p>
     <w:p>
@@ -4796,63 +4796,63 @@
         <w:pStyle w:val="BodyText"/>
       </w:pPr>
       <w:r>
-        <w:t xml:space="preserve">알렉세이: 의사들에게 소치와 두바이를 제안했어요. 저녁, 여행. 마케팅 예산으로. 그런 예산은 없을 거라고 했어요. 절대. 그는 나가면서 말했어요: 「행운을 빌어요. 필요할 거예요」.</w:t>
-      </w:r>
-    </w:p>
-    <w:p>
-      <w:pPr>
-        <w:pStyle w:val="BodyText"/>
-      </w:pPr>
-      <w:r>
-        <w:t xml:space="preserve">이리나: 「행운을 빌어요」. 그럼 사피나 카드의 아르투르가 — 그 사람이네요. 카드 위의 이름이 아니라. 사람.</w:t>
-      </w:r>
-    </w:p>
-    <w:p>
-      <w:pPr>
-        <w:pStyle w:val="BodyText"/>
-      </w:pPr>
-      <w:r>
-        <w:t xml:space="preserve">올가: 당신이 어떻게 일하는지 아는 사람이에요. 당신 의사들을 이름으로 알고. 클리닉이 당신네 빈 상자를 어디에 버리는지도 알죠. 어떤 경쟁자보다 나빠요, 볼코프보다도.</w:t>
-      </w:r>
-    </w:p>
-    <w:p>
-      <w:pPr>
-        <w:pStyle w:val="BodyText"/>
-      </w:pPr>
-      <w:r>
-        <w:t xml:space="preserve">알렉세이: 코르닐로바도 알아요. 3년 전에 그분께 「헬베메드」를 팔았어요. 그분이 쫓아냈죠.</w:t>
-      </w:r>
-    </w:p>
-    <w:p>
-      <w:pPr>
-        <w:pStyle w:val="BodyText"/>
-      </w:pPr>
-      <w:r>
-        <w:t xml:space="preserve">도윤: 대표님 말씀: 그럼 이건 시장이 아니다. 상처받은 사람이다.</w:t>
-      </w:r>
-    </w:p>
-    <w:p>
-      <w:pPr>
-        <w:pStyle w:val="BodyText"/>
-      </w:pPr>
-      <w:r>
-        <w:t xml:space="preserve">알렉세이: 그땐 그냥 상처받은 사람이었죠. 상처가 사업을 찾았어요.</w:t>
-      </w:r>
-    </w:p>
-    <w:p>
-      <w:pPr>
-        <w:pStyle w:val="BodyText"/>
-      </w:pPr>
-      <w:r>
-        <w:t xml:space="preserve">도윤: 대표님이 물으세요: 그 이름으로 뭘 할 거냐?</w:t>
-      </w:r>
-    </w:p>
-    <w:p>
-      <w:pPr>
-        <w:pStyle w:val="BodyText"/>
-      </w:pPr>
-      <w:r>
-        <w:t xml:space="preserve">알렉세이: 지금은 — 시끄러운 건 아무것도. 먼저 변호사. 그다음 결정.</w:t>
+        <w:t xml:space="preserve">알렉세이: 의사들에게 마케팅 예산으로 소치와 두바이, 저녁과 여행을 제안했어요. 그런 예산은 절대 없을 거라고 했죠. 그러자 그가 나가면서 이렇게 말했어요: 「행운을 빌어요. 필요할 거예요」.</w:t>
+      </w:r>
+    </w:p>
+    <w:p>
+      <w:pPr>
+        <w:pStyle w:val="BodyText"/>
+      </w:pPr>
+      <w:r>
+        <w:t xml:space="preserve">이리나: 「행운을 빌어요」… 그럼 사피나 카드의 아르투르가 그 사람이네요. 카드 위의 이름이 아니라 살아 있는 사람이요.</w:t>
+      </w:r>
+    </w:p>
+    <w:p>
+      <w:pPr>
+        <w:pStyle w:val="BodyText"/>
+      </w:pPr>
+      <w:r>
+        <w:t xml:space="preserve">올가: 당신이 어떻게 일하는지 알고, 당신 의사들을 이름으로 아는 사람이에요. 클리닉이 당신네 빈 상자를 어디에 버리는지까지 알죠. 어떤 경쟁자보다, 볼코프보다도 나빠요. 볼코프는 적어도 공개적으로 싸우니까요.</w:t>
+      </w:r>
+    </w:p>
+    <w:p>
+      <w:pPr>
+        <w:pStyle w:val="BodyText"/>
+      </w:pPr>
+      <w:r>
+        <w:t xml:space="preserve">알렉세이: 코르닐로바도 알아요. 3년 전에 그분께 「헬베메드」를 팔았는데, 그분이 쫓아냈죠.</w:t>
+      </w:r>
+    </w:p>
+    <w:p>
+      <w:pPr>
+        <w:pStyle w:val="BodyText"/>
+      </w:pPr>
+      <w:r>
+        <w:t xml:space="preserve">도윤: 대표님 말씀: 그럼 이건 시장이 아니라 상처받은 사람이다.</w:t>
+      </w:r>
+    </w:p>
+    <w:p>
+      <w:pPr>
+        <w:pStyle w:val="BodyText"/>
+      </w:pPr>
+      <w:r>
+        <w:t xml:space="preserve">알렉세이: 그땐 그냥 상처받은 사람이었는데, 이제 그 상처가 사업을 찾았네요.</w:t>
+      </w:r>
+    </w:p>
+    <w:p>
+      <w:pPr>
+        <w:pStyle w:val="BodyText"/>
+      </w:pPr>
+      <w:r>
+        <w:t xml:space="preserve">도윤: 대표님이 그 이름으로 뭘 할 거냐고 물으세요.</w:t>
+      </w:r>
+    </w:p>
+    <w:p>
+      <w:pPr>
+        <w:pStyle w:val="BodyText"/>
+      </w:pPr>
+      <w:r>
+        <w:t xml:space="preserve">알렉세이: 지금은 시끄러운 건 아무것도 안 해요. 먼저 변호사와 얘기하고, 그다음에 결정하겠습니다.</w:t>
       </w:r>
     </w:p>
     <w:p>
@@ -4868,55 +4868,55 @@
         <w:pStyle w:val="BodyText"/>
       </w:pPr>
       <w:r>
-        <w:t xml:space="preserve">이리나: 하지만 이제 사슬이 있어요. 폴란드 — 알마티 — 트럭 — 아르투르 — 크리스티나 — 마스터 100명.</w:t>
-      </w:r>
-    </w:p>
-    <w:p>
-      <w:pPr>
-        <w:pStyle w:val="BodyText"/>
-      </w:pPr>
-      <w:r>
-        <w:t xml:space="preserve">도윤: 정 팀장님 말씀: 위조품 「C」와 「D」는요? 그건 어디서? 그것도 아르투르?</w:t>
-      </w:r>
-    </w:p>
-    <w:p>
-      <w:pPr>
-        <w:pStyle w:val="BodyText"/>
-      </w:pPr>
-      <w:r>
-        <w:t xml:space="preserve">이리나: 몰라요. 둘 다 팔 수도 있어요. 진짜는 — 믿게 하려고. 가짜는 — 돈을 벌려고.</w:t>
-      </w:r>
-    </w:p>
-    <w:p>
-      <w:pPr>
-        <w:pStyle w:val="BodyText"/>
-      </w:pPr>
-      <w:r>
-        <w:t xml:space="preserve">올가: 고전이죠. 먼저 정직한 상품. 그다음 그 이름으로 — 아무거나.</w:t>
-      </w:r>
-    </w:p>
-    <w:p>
-      <w:pPr>
-        <w:pStyle w:val="BodyText"/>
-      </w:pPr>
-      <w:r>
-        <w:t xml:space="preserve">자이체프: 죄송해요, 지금 들어왔어요. 이리나 세르게예브나가 계약서를 보냈어요. 법 얘기를 짧게.</w:t>
-      </w:r>
-    </w:p>
-    <w:p>
-      <w:pPr>
-        <w:pStyle w:val="BodyText"/>
-      </w:pPr>
-      <w:r>
-        <w:t xml:space="preserve">알렉세이: 들어요, 아르툠.</w:t>
-      </w:r>
-    </w:p>
-    <w:p>
-      <w:pPr>
-        <w:pStyle w:val="BodyText"/>
-      </w:pPr>
-      <w:r>
-        <w:t xml:space="preserve">자이체프: 러시아에서 병행 수입은 많은 상품에 허용돼요. 하지만 신고도 통관도 없는 의료기기는 병행 수입이 아니에요. 밀수죠. 당신들 번호를 붙인 위조품은 — 별도 조항이고요.</w:t>
+        <w:t xml:space="preserve">이리나: 하지만 이제 사슬이 있어요. 폴란드, 알마티, 트럭, 아르투르, 크리스티나, 그리고 마스터 100명.</w:t>
+      </w:r>
+    </w:p>
+    <w:p>
+      <w:pPr>
+        <w:pStyle w:val="BodyText"/>
+      </w:pPr>
+      <w:r>
+        <w:t xml:space="preserve">도윤: 정 팀장님이 위조품 「C」와 「D」에 대해 물으세요. 그건 어디서 왔나? 그것도 아르투르인가?</w:t>
+      </w:r>
+    </w:p>
+    <w:p>
+      <w:pPr>
+        <w:pStyle w:val="BodyText"/>
+      </w:pPr>
+      <w:r>
+        <w:t xml:space="preserve">이리나: 몰라요. 둘 다 팔 수도 있어요. 진짜는 믿게 하려고, 가짜는 돈을 벌려고요.</w:t>
+      </w:r>
+    </w:p>
+    <w:p>
+      <w:pPr>
+        <w:pStyle w:val="BodyText"/>
+      </w:pPr>
+      <w:r>
+        <w:t xml:space="preserve">올가: 고전이죠. 먼저 정직한 상품을 팔고, 그다음 그 이름으로 아무거나 팔아요.</w:t>
+      </w:r>
+    </w:p>
+    <w:p>
+      <w:pPr>
+        <w:pStyle w:val="BodyText"/>
+      </w:pPr>
+      <w:r>
+        <w:t xml:space="preserve">자이체프: 죄송해요, 방금 들어왔어요. 이리나 세르게예브나가 계약서를 보내 줬으니 법 얘기를 짧게 할게요.</w:t>
+      </w:r>
+    </w:p>
+    <w:p>
+      <w:pPr>
+        <w:pStyle w:val="BodyText"/>
+      </w:pPr>
+      <w:r>
+        <w:t xml:space="preserve">알렉세이: 말씀하세요, 아르툠.</w:t>
+      </w:r>
+    </w:p>
+    <w:p>
+      <w:pPr>
+        <w:pStyle w:val="BodyText"/>
+      </w:pPr>
+      <w:r>
+        <w:t xml:space="preserve">자이체프: 러시아에서 병행 수입은 많은 상품에 허용돼요. 하지만 신고도 통관도 없는 의료기기는 더 이상 병행 수입이 아니라 밀수예요. 그리고 당신들 번호를 붙인 위조품은 별도 조항이라, 그것도 따로 다뤄야 해요.</w:t>
       </w:r>
     </w:p>
     <w:bookmarkEnd w:id="36"/>
@@ -4934,47 +4934,47 @@
         <w:pStyle w:val="FirstParagraph"/>
       </w:pPr>
       <w:r>
-        <w:t xml:space="preserve">도윤: 대표님이 마지막으로 하실 말씀이 있대요. 토마시 얘기가 아니고요.</w:t>
-      </w:r>
-    </w:p>
-    <w:p>
-      <w:pPr>
-        <w:pStyle w:val="BodyText"/>
-      </w:pPr>
-      <w:r>
-        <w:t xml:space="preserve">알렉세이: 듣겠습니다.</w:t>
-      </w:r>
-    </w:p>
-    <w:p>
-      <w:pPr>
-        <w:pStyle w:val="BodyText"/>
-      </w:pPr>
-      <w:r>
-        <w:t xml:space="preserve">도윤: 대표님 말씀: 3월부터 모든 파트너 계약에 새 조항. 재판매는 — 자기 나라 안에서만.</w:t>
-      </w:r>
-    </w:p>
-    <w:p>
-      <w:pPr>
-        <w:pStyle w:val="BodyText"/>
-      </w:pPr>
-      <w:r>
-        <w:t xml:space="preserve">올가: 좋아요. 하지만 조항은 주사기에 안 보여요.</w:t>
-      </w:r>
-    </w:p>
-    <w:p>
-      <w:pPr>
-        <w:pStyle w:val="BodyText"/>
-      </w:pPr>
-      <w:r>
-        <w:t xml:space="preserve">소희: 그래서 — 번호. 3월부터 번호 앞 두 자리 — 나라. 러시아, 폴란드, 한국.</w:t>
-      </w:r>
-    </w:p>
-    <w:p>
-      <w:pPr>
-        <w:pStyle w:val="BodyText"/>
-      </w:pPr>
-      <w:r>
-        <w:t xml:space="preserve">도윤: 정 팀장님 말씀: 번호가 어디로 가던 길이었는지 말해 줄 거다. 쓰레기통에 버려져도.</w:t>
+        <w:t xml:space="preserve">도윤: 대표님이 마지막으로 하실 말씀이 있대요. 이번엔 토마시 얘기가 아니고요.</w:t>
+      </w:r>
+    </w:p>
+    <w:p>
+      <w:pPr>
+        <w:pStyle w:val="BodyText"/>
+      </w:pPr>
+      <w:r>
+        <w:t xml:space="preserve">알렉세이: 물론이죠, 듣겠습니다.</w:t>
+      </w:r>
+    </w:p>
+    <w:p>
+      <w:pPr>
+        <w:pStyle w:val="BodyText"/>
+      </w:pPr>
+      <w:r>
+        <w:t xml:space="preserve">도윤: 대표님 말씀: 3월부터 모든 파트너 계약에 새 조항이 생긴다. 「재판매는 자기 나라 안에서만」.</w:t>
+      </w:r>
+    </w:p>
+    <w:p>
+      <w:pPr>
+        <w:pStyle w:val="BodyText"/>
+      </w:pPr>
+      <w:r>
+        <w:t xml:space="preserve">올가: 좋아요. 하지만 아쉽게도 계약 조항은 주사기에 안 보여요.</w:t>
+      </w:r>
+    </w:p>
+    <w:p>
+      <w:pPr>
+        <w:pStyle w:val="BodyText"/>
+      </w:pPr>
+      <w:r>
+        <w:t xml:space="preserve">소희: 그래서 번호예요. 3월부터 번호 앞 두 자리가 나라예요. 러시아, 폴란드, 한국.</w:t>
+      </w:r>
+    </w:p>
+    <w:p>
+      <w:pPr>
+        <w:pStyle w:val="BodyText"/>
+      </w:pPr>
+      <w:r>
+        <w:t xml:space="preserve">도윤: 정 팀장님 말씀: 상자가 쓰레기통에 버려져도, 번호가 어디로 가던 길이었는지 말해 줄 거다.</w:t>
       </w:r>
     </w:p>
     <w:p>
@@ -4990,31 +4990,31 @@
         <w:pStyle w:val="BodyText"/>
       </w:pPr>
       <w:r>
-        <w:t xml:space="preserve">알렉세이: 대표님, 돈이 들어요. 새 라벨, 새 시스템.</w:t>
-      </w:r>
-    </w:p>
-    <w:p>
-      <w:pPr>
-        <w:pStyle w:val="BodyText"/>
-      </w:pPr>
-      <w:r>
-        <w:t xml:space="preserve">도윤: 대표님 말씀: 수치가 더 비싸다. 20년 전 첫 투자자가 깨끗한 바닥의 값을 물었을 때 그렇게 말했다. 오늘 당신들에게 한 마디도 다르지 않게 다시 말한다.</w:t>
-      </w:r>
-    </w:p>
-    <w:p>
-      <w:pPr>
-        <w:pStyle w:val="BodyText"/>
-      </w:pPr>
-      <w:r>
-        <w:t xml:space="preserve">알렉세이: 감사합니다. 부탁드린 것도 아닌데.</w:t>
-      </w:r>
-    </w:p>
-    <w:p>
-      <w:pPr>
-        <w:pStyle w:val="BodyText"/>
-      </w:pPr>
-      <w:r>
-        <w:t xml:space="preserve">도윤: 대표님 말씀: 그래서 준 거다. 안녕히, 모스크바.</w:t>
+        <w:t xml:space="preserve">알렉세이: 대표님, 그건 큰돈이 들어요. 새 라벨, 새 시스템.</w:t>
+      </w:r>
+    </w:p>
+    <w:p>
+      <w:pPr>
+        <w:pStyle w:val="BodyText"/>
+      </w:pPr>
+      <w:r>
+        <w:t xml:space="preserve">도윤: 대표님 말씀: 수치가 더 비싸다. 20년 전 첫 투자자가 깨끗한 바닥의 값을 물었을 때 그렇게 말했고, 오늘 당신들에게 그 말을 한 마디도 다르지 않게 다시 한다.</w:t>
+      </w:r>
+    </w:p>
+    <w:p>
+      <w:pPr>
+        <w:pStyle w:val="BodyText"/>
+      </w:pPr>
+      <w:r>
+        <w:t xml:space="preserve">알렉세이: 감사합니다. 저희가 부탁드린 것도 아닌데요.</w:t>
+      </w:r>
+    </w:p>
+    <w:p>
+      <w:pPr>
+        <w:pStyle w:val="BodyText"/>
+      </w:pPr>
+      <w:r>
+        <w:t xml:space="preserve">도윤: 대표님 말씀: 바로 그래서 준 거다. 안녕히, 모스크바.</w:t>
       </w:r>
     </w:p>
     <w:p>
@@ -5030,7 +5030,7 @@
         <w:pStyle w:val="BodyText"/>
       </w:pPr>
       <w:r>
-        <w:t xml:space="preserve">알렉세이: 1년 전 보이코에게 「연락드리겠습니다」라고 했어요. 정중하게. 그리고 연락 안 했죠.</w:t>
+        <w:t xml:space="preserve">알렉세이: 1년 전 보이코에게 정중하게 「연락드리겠습니다」라고 했어요. 그리고 끝내 연락 안 했죠.</w:t>
       </w:r>
     </w:p>
     <w:p>
@@ -5046,7 +5046,7 @@
         <w:pStyle w:val="BodyText"/>
       </w:pPr>
       <w:r>
-        <w:t xml:space="preserve">알렉세이: 내 탓은 아니죠. 하지만 이제 우리 공동의 이야기예요. 내일 9시 — 자이체프.</w:t>
+        <w:t xml:space="preserve">알렉세이: 내 탓은 아니죠. 하지만 이제 우리 공동의 이야기예요. 내일 9시에 자이체프와 만나요.</w:t>
       </w:r>
     </w:p>
     <w:bookmarkEnd w:id="37"/>
